--- a/dev1virtuoso/Attachment/dev1virtuoso/resume/V2/Color block resume.docx
+++ b/dev1virtuoso/Attachment/dev1virtuoso/resume/V2/Color block resume.docx
@@ -1,6 +1,6 @@
 
 <file path=word/document.xml><?xml version="1.0" encoding="utf-8"?>
-<w:document xmlns:wpc="http://schemas.microsoft.com/office/word/2010/wordprocessingCanvas" xmlns:cx="http://schemas.microsoft.com/office/drawing/2014/chartex" xmlns:cx1="http://schemas.microsoft.com/office/drawing/2015/9/8/chartex" xmlns:cx2="http://schemas.microsoft.com/office/drawing/2015/10/21/chartex" xmlns:cx3="http://schemas.microsoft.com/office/drawing/2016/5/9/chartex" xmlns:cx4="http://schemas.microsoft.com/office/drawing/2016/5/10/chartex" xmlns:cx5="http://schemas.microsoft.com/office/drawing/2016/5/11/chartex" xmlns:cx6="http://schemas.microsoft.com/office/drawing/2016/5/12/chartex" xmlns:cx7="http://schemas.microsoft.com/office/drawing/2016/5/13/chartex" xmlns:cx8="http://schemas.microsoft.com/office/drawing/2016/5/14/chartex" xmlns:mc="http://schemas.openxmlformats.org/markup-compatibility/2006" xmlns:aink="http://schemas.microsoft.com/office/drawing/2016/ink" xmlns:am3d="http://schemas.microsoft.com/office/drawing/2017/model3d" xmlns:o="urn:schemas-microsoft-com:office:office" xmlns:oel="http://schemas.microsoft.com/office/2019/extlst" xmlns:r="http://schemas.openxmlformats.org/officeDocument/2006/relationships" xmlns:m="http://schemas.openxmlformats.org/officeDocument/2006/math" xmlns:v="urn:schemas-microsoft-com:vml" xmlns:wp14="http://schemas.microsoft.com/office/word/2010/wordprocessingDrawing" xmlns:wp="http://schemas.openxmlformats.org/drawingml/2006/wordprocessingDrawing" xmlns:w10="urn:schemas-microsoft-com:office:word" xmlns:w="http://schemas.openxmlformats.org/wordprocessingml/2006/main" xmlns:w14="http://schemas.microsoft.com/office/word/2010/wordml" xmlns:w15="http://schemas.microsoft.com/office/word/2012/wordml" xmlns:w16cex="http://schemas.microsoft.com/office/word/2018/wordml/cex" xmlns:w16cid="http://schemas.microsoft.com/office/word/2016/wordml/cid" xmlns:w16="http://schemas.microsoft.com/office/word/2018/wordml" xmlns:w16du="http://schemas.microsoft.com/office/word/2023/wordml/word16du" xmlns:w16sdtdh="http://schemas.microsoft.com/office/word/2020/wordml/sdtdatahash" xmlns:w16sdtfl="http://schemas.microsoft.com/office/word/2024/wordml/sdtformatlock" xmlns:w16se="http://schemas.microsoft.com/office/word/2015/wordml/symex" xmlns:wpg="http://schemas.microsoft.com/office/word/2010/wordprocessingGroup" xmlns:wpi="http://schemas.microsoft.com/office/word/2010/wordprocessingInk" xmlns:wne="http://schemas.microsoft.com/office/word/2006/wordml" xmlns:wps="http://schemas.microsoft.com/office/word/2010/wordprocessingShape" mc:Ignorable="w14 w15 w16se w16cid w16 w16cex w16sdtdh w16sdtfl w16du wp14">
+<w:document xmlns:wpc="http://schemas.microsoft.com/office/word/2010/wordprocessingCanvas" xmlns:cx="http://schemas.microsoft.com/office/drawing/2014/chartex" xmlns:cx1="http://schemas.microsoft.com/office/drawing/2015/9/8/chartex" xmlns:cx2="http://schemas.microsoft.com/office/drawing/2015/10/21/chartex" xmlns:cx3="http://schemas.microsoft.com/office/drawing/2016/5/9/chartex" xmlns:cx4="http://schemas.microsoft.com/office/drawing/2016/5/10/chartex" xmlns:cx5="http://schemas.microsoft.com/office/drawing/2016/5/11/chartex" xmlns:cx6="http://schemas.microsoft.com/office/drawing/2016/5/12/chartex" xmlns:cx7="http://schemas.microsoft.com/office/drawing/2016/5/13/chartex" xmlns:cx8="http://schemas.microsoft.com/office/drawing/2016/5/14/chartex" xmlns:mc="http://schemas.openxmlformats.org/markup-compatibility/2006" xmlns:m="http://schemas.openxmlformats.org/officeDocument/2006/math" xmlns:aink="http://schemas.microsoft.com/office/drawing/2016/ink" xmlns:am3d="http://schemas.microsoft.com/office/drawing/2017/model3d" xmlns:oel="http://schemas.microsoft.com/office/2019/extlst" xmlns:r="http://schemas.openxmlformats.org/officeDocument/2006/relationships" xmlns:wp14="http://schemas.microsoft.com/office/word/2010/wordprocessingDrawing" xmlns:wp="http://schemas.openxmlformats.org/drawingml/2006/wordprocessingDrawing" xmlns:wpg="http://schemas.microsoft.com/office/word/2010/wordprocessingGroup" xmlns:wpi="http://schemas.microsoft.com/office/word/2010/wordprocessingInk" xmlns:wps="http://schemas.microsoft.com/office/word/2010/wordprocessingShape" xmlns:o="urn:schemas-microsoft-com:office:office" xmlns:v="urn:schemas-microsoft-com:vml" xmlns:w10="urn:schemas-microsoft-com:office:word" xmlns:w="http://schemas.openxmlformats.org/wordprocessingml/2006/main" xmlns:w14="http://schemas.microsoft.com/office/word/2010/wordml" xmlns:w15="http://schemas.microsoft.com/office/word/2012/wordml" xmlns:w16cex="http://schemas.microsoft.com/office/word/2018/wordml/cex" xmlns:w16cid="http://schemas.microsoft.com/office/word/2016/wordml/cid" xmlns:w16="http://schemas.microsoft.com/office/word/2018/wordml" xmlns:w16sdtdh="http://schemas.microsoft.com/office/word/2020/wordml/sdtdatahash" xmlns:w16sdtfl="http://schemas.microsoft.com/office/word/2024/wordml/sdtformatlock" xmlns:w16se="http://schemas.microsoft.com/office/word/2015/wordml/symex" xmlns:w16du="http://schemas.microsoft.com/office/word/2023/wordml/word16du" xmlns:wne="http://schemas.microsoft.com/office/word/2006/wordml" mc:Ignorable="w14 w15 w16se w16cid w16 w16cex w16sdtdh w16sdtfl w16du wp14">
   <w:background w:color="E6E6E6" w:themeColor="accent4"/>
   <w:body>
     <w:p>
@@ -14,7 +14,7 @@
         <mc:AlternateContent>
           <mc:Choice Requires="wpg">
             <w:drawing>
-              <wp:anchor distT="0" distB="0" distL="114300" distR="114300" simplePos="0" relativeHeight="251659264" behindDoc="1" locked="1" layoutInCell="1" allowOverlap="1" wp14:anchorId="088F0AC5" wp14:editId="00CB0C51">
+              <wp:anchor distT="0" distB="0" distL="114300" distR="114300" simplePos="0" relativeHeight="251659264" behindDoc="1" locked="1" layoutInCell="1" allowOverlap="1" wp14:anchorId="088F0AC5" wp14:editId="59B51FF6">
                 <wp:simplePos x="0" y="0"/>
                 <wp:positionH relativeFrom="page">
                   <wp:posOffset>-10795</wp:posOffset>
@@ -435,7 +435,7 @@
           </mc:Choice>
           <mc:Fallback>
             <w:pict>
-              <v:group w14:anchorId="37E346BC" id="Group 5" o:spid="_x0000_s1026" alt="&quot;&quot;" style="position:absolute;margin-left:-.85pt;margin-top:-35.15pt;width:622.8pt;height:796.3pt;z-index:-251657216;mso-position-horizontal-relative:page;mso-width-relative:margin;mso-height-relative:margin" coordsize="79089,101102" o:gfxdata="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">
+              <v:group w14:anchorId="7E0DA759" id="Group 5" o:spid="_x0000_s1026" alt="&quot;&quot;" style="position:absolute;margin-left:-.85pt;margin-top:-35.15pt;width:622.8pt;height:796.3pt;z-index:-251657216;mso-position-horizontal-relative:page;mso-width-relative:margin;mso-height-relative:margin" coordsize="79089,101102" o:gfxdata="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">
                 <v:rect id="Rectangle 114" o:spid="_x0000_s1027" alt="&quot;&quot;" style="position:absolute;left:152;top:18440;width:43251;height:82662;visibility:visible;mso-wrap-style:square;v-text-anchor:middle" o:gfxdata="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" fillcolor="white [3212]" stroked="f" strokeweight="1pt"/>
                 <v:rect id="Rectangle 107" o:spid="_x0000_s1028" alt="&quot;&quot;" style="position:absolute;left:43129;width:35960;height:20952;visibility:visible;mso-wrap-style:square;v-text-anchor:middle" o:gfxdata="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" fillcolor="#00798b [3204]" stroked="f" strokeweight="1pt"/>
                 <v:rect id="Rectangle 106" o:spid="_x0000_s1029" alt="&quot;&quot;" style="position:absolute;width:43309;height:20955;visibility:visible;mso-wrap-style:square;v-text-anchor:middle" o:gfxdata="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" fillcolor="#333 [3215]" stroked="f" strokeweight="1pt"/>
@@ -462,11 +462,11 @@
         <w:tblLook w:val="0600" w:firstRow="0" w:lastRow="0" w:firstColumn="0" w:lastColumn="0" w:noHBand="1" w:noVBand="1"/>
       </w:tblPr>
       <w:tblGrid>
-        <w:gridCol w:w="4052"/>
-        <w:gridCol w:w="424"/>
-        <w:gridCol w:w="478"/>
-        <w:gridCol w:w="443"/>
-        <w:gridCol w:w="4291"/>
+        <w:gridCol w:w="3839"/>
+        <w:gridCol w:w="362"/>
+        <w:gridCol w:w="405"/>
+        <w:gridCol w:w="391"/>
+        <w:gridCol w:w="4691"/>
       </w:tblGrid>
       <w:tr>
         <w:trPr>
@@ -474,7 +474,7 @@
         </w:trPr>
         <w:tc>
           <w:tcPr>
-            <w:tcW w:w="4751" w:type="dxa"/>
+            <w:tcW w:w="3961" w:type="dxa"/>
             <w:vMerge w:val="restart"/>
           </w:tcPr>
           <w:p>
@@ -502,19 +502,19 @@
         </w:tc>
         <w:tc>
           <w:tcPr>
-            <w:tcW w:w="624" w:type="dxa"/>
+            <w:tcW w:w="397" w:type="dxa"/>
           </w:tcPr>
           <w:p/>
         </w:tc>
         <w:tc>
           <w:tcPr>
-            <w:tcW w:w="713" w:type="dxa"/>
+            <w:tcW w:w="446" w:type="dxa"/>
           </w:tcPr>
           <w:p/>
         </w:tc>
         <w:tc>
           <w:tcPr>
-            <w:tcW w:w="3600" w:type="dxa"/>
+            <w:tcW w:w="4884" w:type="dxa"/>
             <w:gridSpan w:val="2"/>
             <w:vAlign w:val="center"/>
           </w:tcPr>
@@ -531,7 +531,7 @@
         </w:trPr>
         <w:tc>
           <w:tcPr>
-            <w:tcW w:w="4751" w:type="dxa"/>
+            <w:tcW w:w="3961" w:type="dxa"/>
             <w:vMerge/>
           </w:tcPr>
           <w:p>
@@ -543,19 +543,19 @@
         </w:tc>
         <w:tc>
           <w:tcPr>
-            <w:tcW w:w="624" w:type="dxa"/>
+            <w:tcW w:w="397" w:type="dxa"/>
           </w:tcPr>
           <w:p/>
         </w:tc>
         <w:tc>
           <w:tcPr>
-            <w:tcW w:w="713" w:type="dxa"/>
+            <w:tcW w:w="446" w:type="dxa"/>
           </w:tcPr>
           <w:p/>
         </w:tc>
         <w:tc>
           <w:tcPr>
-            <w:tcW w:w="3600" w:type="dxa"/>
+            <w:tcW w:w="4884" w:type="dxa"/>
             <w:gridSpan w:val="2"/>
             <w:vAlign w:val="center"/>
           </w:tcPr>
@@ -567,7 +567,7 @@
               <w:t xml:space="preserve">Software </w:t>
             </w:r>
             <w:r>
-              <w:t>Devloper</w:t>
+              <w:t>Developer</w:t>
             </w:r>
           </w:p>
         </w:tc>
@@ -578,7 +578,7 @@
         </w:trPr>
         <w:tc>
           <w:tcPr>
-            <w:tcW w:w="4751" w:type="dxa"/>
+            <w:tcW w:w="3961" w:type="dxa"/>
             <w:vMerge/>
           </w:tcPr>
           <w:p>
@@ -590,19 +590,19 @@
         </w:tc>
         <w:tc>
           <w:tcPr>
-            <w:tcW w:w="624" w:type="dxa"/>
+            <w:tcW w:w="397" w:type="dxa"/>
           </w:tcPr>
           <w:p/>
         </w:tc>
         <w:tc>
           <w:tcPr>
-            <w:tcW w:w="713" w:type="dxa"/>
+            <w:tcW w:w="446" w:type="dxa"/>
           </w:tcPr>
           <w:p/>
         </w:tc>
         <w:tc>
           <w:tcPr>
-            <w:tcW w:w="3600" w:type="dxa"/>
+            <w:tcW w:w="4884" w:type="dxa"/>
             <w:gridSpan w:val="2"/>
           </w:tcPr>
           <w:p>
@@ -618,7 +618,7 @@
         </w:trPr>
         <w:tc>
           <w:tcPr>
-            <w:tcW w:w="4751" w:type="dxa"/>
+            <w:tcW w:w="3961" w:type="dxa"/>
             <w:vAlign w:val="center"/>
           </w:tcPr>
           <w:p>
@@ -645,21 +645,21 @@
         </w:tc>
         <w:tc>
           <w:tcPr>
-            <w:tcW w:w="624" w:type="dxa"/>
+            <w:tcW w:w="397" w:type="dxa"/>
             <w:vAlign w:val="center"/>
           </w:tcPr>
           <w:p/>
         </w:tc>
         <w:tc>
           <w:tcPr>
-            <w:tcW w:w="713" w:type="dxa"/>
+            <w:tcW w:w="446" w:type="dxa"/>
             <w:vAlign w:val="center"/>
           </w:tcPr>
           <w:p/>
         </w:tc>
         <w:tc>
           <w:tcPr>
-            <w:tcW w:w="3600" w:type="dxa"/>
+            <w:tcW w:w="4884" w:type="dxa"/>
             <w:gridSpan w:val="2"/>
             <w:vAlign w:val="center"/>
           </w:tcPr>
@@ -695,46 +695,33 @@
         </w:trPr>
         <w:tc>
           <w:tcPr>
-            <w:tcW w:w="4751" w:type="dxa"/>
+            <w:tcW w:w="3961" w:type="dxa"/>
             <w:vMerge w:val="restart"/>
             <w:vAlign w:val="center"/>
           </w:tcPr>
           <w:p>
-            <w:sdt>
-              <w:sdtPr>
-                <w:id w:val="998541246"/>
-                <w:placeholder>
-                  <w:docPart w:val="7F7A91E7F85C40C1BC68EA3A493D1A89"/>
-                </w:placeholder>
-                <w:temporary/>
-                <w:showingPlcHdr/>
-                <w15:appearance w15:val="hidden"/>
-              </w:sdtPr>
-              <w:sdtContent>
-                <w:r>
-                  <w:t>Enthusiastic and creative graphic designer with a passion for translating ideas into visually compelling designs. With experience in both print and digital mediums, I thrive on bringing concepts to life through innovative and impactful designs.</w:t>
-                </w:r>
-              </w:sdtContent>
-            </w:sdt>
+            <w:r>
+              <w:t>Enthusiastic and driven Software Developer with a strong focus on multi-modal AI systems, computer vision, and natural language processing (NLP). As an aspiring tech innovator currently entering Form 5, I am passionate about applying artificial intelligence and software engineering to solve real-world problems. I am eager to leverage my hands-on experience in open-source development to contribute to impactful smart city technologies.</w:t>
+            </w:r>
           </w:p>
         </w:tc>
         <w:tc>
           <w:tcPr>
-            <w:tcW w:w="624" w:type="dxa"/>
+            <w:tcW w:w="397" w:type="dxa"/>
             <w:vMerge w:val="restart"/>
           </w:tcPr>
           <w:p/>
         </w:tc>
         <w:tc>
           <w:tcPr>
-            <w:tcW w:w="713" w:type="dxa"/>
+            <w:tcW w:w="446" w:type="dxa"/>
             <w:vMerge w:val="restart"/>
           </w:tcPr>
           <w:p/>
         </w:tc>
         <w:tc>
           <w:tcPr>
-            <w:tcW w:w="477" w:type="dxa"/>
+            <w:tcW w:w="158" w:type="dxa"/>
             <w:vAlign w:val="center"/>
           </w:tcPr>
           <w:p>
@@ -792,7 +779,7 @@
         </w:tc>
         <w:tc>
           <w:tcPr>
-            <w:tcW w:w="3123" w:type="dxa"/>
+            <w:tcW w:w="4726" w:type="dxa"/>
             <w:vAlign w:val="center"/>
           </w:tcPr>
           <w:p>
@@ -811,28 +798,28 @@
         </w:trPr>
         <w:tc>
           <w:tcPr>
-            <w:tcW w:w="4751" w:type="dxa"/>
+            <w:tcW w:w="3961" w:type="dxa"/>
             <w:vMerge/>
           </w:tcPr>
           <w:p/>
         </w:tc>
         <w:tc>
           <w:tcPr>
-            <w:tcW w:w="624" w:type="dxa"/>
+            <w:tcW w:w="397" w:type="dxa"/>
             <w:vMerge/>
           </w:tcPr>
           <w:p/>
         </w:tc>
         <w:tc>
           <w:tcPr>
-            <w:tcW w:w="713" w:type="dxa"/>
+            <w:tcW w:w="446" w:type="dxa"/>
             <w:vMerge/>
           </w:tcPr>
           <w:p/>
         </w:tc>
         <w:tc>
           <w:tcPr>
-            <w:tcW w:w="477" w:type="dxa"/>
+            <w:tcW w:w="158" w:type="dxa"/>
             <w:vAlign w:val="center"/>
           </w:tcPr>
           <w:p>
@@ -890,12 +877,15 @@
         </w:tc>
         <w:tc>
           <w:tcPr>
-            <w:tcW w:w="3123" w:type="dxa"/>
+            <w:tcW w:w="4726" w:type="dxa"/>
             <w:vAlign w:val="center"/>
           </w:tcPr>
           <w:p>
             <w:pPr>
               <w:pStyle w:val="Contact1"/>
+              <w:rPr>
+                <w:lang w:eastAsia="ko-KR"/>
+              </w:rPr>
             </w:pPr>
             <w:r>
               <w:t>d</w:t>
@@ -903,6 +893,12 @@
             <w:r>
               <w:t>ev1virtuos</w:t>
             </w:r>
+            <w:r>
+              <w:rPr>
+                <w:lang w:val="x-none"/>
+              </w:rPr>
+              <w:t>o</w:t>
+            </w:r>
           </w:p>
         </w:tc>
       </w:tr>
@@ -912,28 +908,28 @@
         </w:trPr>
         <w:tc>
           <w:tcPr>
-            <w:tcW w:w="4751" w:type="dxa"/>
+            <w:tcW w:w="3961" w:type="dxa"/>
             <w:vMerge/>
           </w:tcPr>
           <w:p/>
         </w:tc>
         <w:tc>
           <w:tcPr>
-            <w:tcW w:w="624" w:type="dxa"/>
+            <w:tcW w:w="397" w:type="dxa"/>
             <w:vMerge/>
           </w:tcPr>
           <w:p/>
         </w:tc>
         <w:tc>
           <w:tcPr>
-            <w:tcW w:w="713" w:type="dxa"/>
+            <w:tcW w:w="446" w:type="dxa"/>
             <w:vMerge/>
           </w:tcPr>
           <w:p/>
         </w:tc>
         <w:tc>
           <w:tcPr>
-            <w:tcW w:w="477" w:type="dxa"/>
+            <w:tcW w:w="158" w:type="dxa"/>
             <w:vAlign w:val="center"/>
           </w:tcPr>
           <w:p>
@@ -991,7 +987,7 @@
         </w:tc>
         <w:tc>
           <w:tcPr>
-            <w:tcW w:w="3123" w:type="dxa"/>
+            <w:tcW w:w="4726" w:type="dxa"/>
             <w:vAlign w:val="center"/>
           </w:tcPr>
           <w:p>
@@ -999,7 +995,16 @@
               <w:pStyle w:val="Contact2"/>
             </w:pPr>
             <w:r>
-              <w:t>carson.devloper1125@gmail.com</w:t>
+              <w:t>carson.dev</w:t>
+            </w:r>
+            <w:r>
+              <w:rPr>
+                <w:lang w:val="x-none"/>
+              </w:rPr>
+              <w:t>e</w:t>
+            </w:r>
+            <w:r>
+              <w:t>loper1125@gmail.com</w:t>
             </w:r>
           </w:p>
         </w:tc>
@@ -1010,28 +1015,28 @@
         </w:trPr>
         <w:tc>
           <w:tcPr>
-            <w:tcW w:w="4751" w:type="dxa"/>
+            <w:tcW w:w="3961" w:type="dxa"/>
             <w:vMerge/>
           </w:tcPr>
           <w:p/>
         </w:tc>
         <w:tc>
           <w:tcPr>
-            <w:tcW w:w="624" w:type="dxa"/>
+            <w:tcW w:w="397" w:type="dxa"/>
             <w:vMerge/>
           </w:tcPr>
           <w:p/>
         </w:tc>
         <w:tc>
           <w:tcPr>
-            <w:tcW w:w="713" w:type="dxa"/>
+            <w:tcW w:w="446" w:type="dxa"/>
             <w:vMerge/>
           </w:tcPr>
           <w:p/>
         </w:tc>
         <w:tc>
           <w:tcPr>
-            <w:tcW w:w="477" w:type="dxa"/>
+            <w:tcW w:w="158" w:type="dxa"/>
             <w:vAlign w:val="center"/>
           </w:tcPr>
           <w:p>
@@ -1089,7 +1094,7 @@
         </w:tc>
         <w:tc>
           <w:tcPr>
-            <w:tcW w:w="3123" w:type="dxa"/>
+            <w:tcW w:w="4726" w:type="dxa"/>
             <w:vAlign w:val="center"/>
           </w:tcPr>
           <w:p>
@@ -1108,7 +1113,7 @@
         </w:trPr>
         <w:tc>
           <w:tcPr>
-            <w:tcW w:w="4751" w:type="dxa"/>
+            <w:tcW w:w="3961" w:type="dxa"/>
             <w:vAlign w:val="center"/>
           </w:tcPr>
           <w:p>
@@ -1135,21 +1140,21 @@
         </w:tc>
         <w:tc>
           <w:tcPr>
-            <w:tcW w:w="624" w:type="dxa"/>
+            <w:tcW w:w="397" w:type="dxa"/>
             <w:vAlign w:val="center"/>
           </w:tcPr>
           <w:p/>
         </w:tc>
         <w:tc>
           <w:tcPr>
-            <w:tcW w:w="713" w:type="dxa"/>
+            <w:tcW w:w="446" w:type="dxa"/>
             <w:vAlign w:val="center"/>
           </w:tcPr>
           <w:p/>
         </w:tc>
         <w:tc>
           <w:tcPr>
-            <w:tcW w:w="3600" w:type="dxa"/>
+            <w:tcW w:w="4884" w:type="dxa"/>
             <w:gridSpan w:val="2"/>
             <w:vAlign w:val="center"/>
           </w:tcPr>
@@ -1185,7 +1190,7 @@
         </w:trPr>
         <w:tc>
           <w:tcPr>
-            <w:tcW w:w="4751" w:type="dxa"/>
+            <w:tcW w:w="3961" w:type="dxa"/>
             <w:tcBorders>
               <w:bottom w:val="single" w:sz="4" w:space="0" w:color="3A8C95" w:themeColor="accent5" w:themeShade="80"/>
             </w:tcBorders>
@@ -1195,7 +1200,7 @@
               <w:pStyle w:val="Heading2"/>
             </w:pPr>
             <w:r>
-              <w:t>Team Integrity</w:t>
+              <w:t>Open sourcer</w:t>
             </w:r>
           </w:p>
           <w:p>
@@ -1207,39 +1212,32 @@
             </w:r>
           </w:p>
           <w:p>
-            <w:sdt>
-              <w:sdtPr>
-                <w:id w:val="468020753"/>
-                <w:placeholder>
-                  <w:docPart w:val="146EDA0B4F4C492FBF436B3ABEAE31E6"/>
-                </w:placeholder>
-                <w:temporary/>
-                <w:showingPlcHdr/>
-                <w15:appearance w15:val="hidden"/>
-              </w:sdtPr>
-              <w:sdtContent>
-                <w:r>
-                  <w:t>Developed and evolved brand identities, crafted compelling collateral, oversaw end-to-end project lifecycles, consistently met tight deadlines, contributed to award-winning projects, and mentored junior designers.</w:t>
-                </w:r>
-              </w:sdtContent>
-            </w:sdt>
+            <w:r>
+              <w:t xml:space="preserve">Contributed to open-source multi-modal AI projects on GitHub. Built scalable solutions using </w:t>
+            </w:r>
+            <w:r>
+              <w:t>Python</w:t>
+            </w:r>
+            <w:r>
+              <w:t>, and explored advanced fields including humanoid robotics, bio-inspired control systems, and 3D modeling integrations.</w:t>
+            </w:r>
           </w:p>
         </w:tc>
         <w:tc>
           <w:tcPr>
-            <w:tcW w:w="624" w:type="dxa"/>
+            <w:tcW w:w="397" w:type="dxa"/>
           </w:tcPr>
           <w:p/>
         </w:tc>
         <w:tc>
           <w:tcPr>
-            <w:tcW w:w="713" w:type="dxa"/>
+            <w:tcW w:w="446" w:type="dxa"/>
           </w:tcPr>
           <w:p/>
         </w:tc>
         <w:tc>
           <w:tcPr>
-            <w:tcW w:w="3600" w:type="dxa"/>
+            <w:tcW w:w="4884" w:type="dxa"/>
             <w:gridSpan w:val="2"/>
             <w:vMerge w:val="restart"/>
             <w:vAlign w:val="center"/>
@@ -1252,7 +1250,7 @@
               </w:rPr>
             </w:pPr>
             <w:r>
-              <w:t>AI/ML Design</w:t>
+              <w:t>Software Development</w:t>
             </w:r>
           </w:p>
           <w:p>
@@ -1263,10 +1261,7 @@
               </w:rPr>
             </w:pPr>
             <w:r>
-              <w:rPr>
-                <w:szCs w:val="28"/>
-              </w:rPr>
-              <w:t>AI/ML Architecture</w:t>
+              <w:t>AI/ML Architecture &amp; Design</w:t>
             </w:r>
           </w:p>
           <w:p>
@@ -1277,10 +1272,7 @@
               </w:rPr>
             </w:pPr>
             <w:r>
-              <w:rPr>
-                <w:szCs w:val="28"/>
-              </w:rPr>
-              <w:t>UI/UX Design</w:t>
+              <w:t>Computer Vision &amp; NLP</w:t>
             </w:r>
           </w:p>
           <w:p>
@@ -1291,22 +1283,7 @@
               </w:rPr>
             </w:pPr>
             <w:r>
-              <w:rPr>
-                <w:szCs w:val="28"/>
-              </w:rPr>
-              <w:t>App Desi</w:t>
-            </w:r>
-            <w:r>
-              <w:rPr>
-                <w:szCs w:val="28"/>
-              </w:rPr>
-              <w:t>g</w:t>
-            </w:r>
-            <w:r>
-              <w:rPr>
-                <w:szCs w:val="28"/>
-              </w:rPr>
-              <w:t>n</w:t>
+              <w:t>Humanoid Robotics &amp; 3D Modeling</w:t>
             </w:r>
           </w:p>
           <w:p>
@@ -1316,28 +1293,9 @@
                 <w:szCs w:val="28"/>
               </w:rPr>
             </w:pPr>
-            <w:sdt>
-              <w:sdtPr>
-                <w:rPr>
-                  <w:szCs w:val="28"/>
-                </w:rPr>
-                <w:id w:val="-479925149"/>
-                <w:placeholder>
-                  <w:docPart w:val="766AE9B9C6074F5DB15B82178F899F57"/>
-                </w:placeholder>
-                <w:temporary/>
-                <w:showingPlcHdr/>
-                <w15:appearance w15:val="hidden"/>
-              </w:sdtPr>
-              <w:sdtContent>
-                <w:r>
-                  <w:rPr>
-                    <w:szCs w:val="28"/>
-                  </w:rPr>
-                  <w:t>Creative problem solving</w:t>
-                </w:r>
-              </w:sdtContent>
-            </w:sdt>
+            <w:r>
+              <w:t>UI/UX &amp; App Design</w:t>
+            </w:r>
           </w:p>
           <w:p>
             <w:pPr>
@@ -1346,28 +1304,9 @@
                 <w:szCs w:val="28"/>
               </w:rPr>
             </w:pPr>
-            <w:sdt>
-              <w:sdtPr>
-                <w:rPr>
-                  <w:szCs w:val="28"/>
-                </w:rPr>
-                <w:id w:val="-733941349"/>
-                <w:placeholder>
-                  <w:docPart w:val="82B5314321AC437E89EF8ADB791AC898"/>
-                </w:placeholder>
-                <w:temporary/>
-                <w:showingPlcHdr/>
-                <w15:appearance w15:val="hidden"/>
-              </w:sdtPr>
-              <w:sdtContent>
-                <w:r>
-                  <w:rPr>
-                    <w:szCs w:val="28"/>
-                  </w:rPr>
-                  <w:t>Communication skills</w:t>
-                </w:r>
-              </w:sdtContent>
-            </w:sdt>
+            <w:r>
+              <w:t>Creative Problem Solving</w:t>
+            </w:r>
           </w:p>
         </w:tc>
       </w:tr>
@@ -1377,7 +1316,7 @@
         </w:trPr>
         <w:tc>
           <w:tcPr>
-            <w:tcW w:w="4751" w:type="dxa"/>
+            <w:tcW w:w="3961" w:type="dxa"/>
             <w:vMerge w:val="restart"/>
             <w:tcBorders>
               <w:top w:val="single" w:sz="4" w:space="0" w:color="3A8C95" w:themeColor="accent5" w:themeShade="80"/>
@@ -1394,20 +1333,20 @@
         </w:tc>
         <w:tc>
           <w:tcPr>
-            <w:tcW w:w="624" w:type="dxa"/>
+            <w:tcW w:w="397" w:type="dxa"/>
           </w:tcPr>
           <w:p/>
         </w:tc>
         <w:tc>
           <w:tcPr>
-            <w:tcW w:w="713" w:type="dxa"/>
+            <w:tcW w:w="446" w:type="dxa"/>
             <w:vMerge w:val="restart"/>
           </w:tcPr>
           <w:p/>
         </w:tc>
         <w:tc>
           <w:tcPr>
-            <w:tcW w:w="3600" w:type="dxa"/>
+            <w:tcW w:w="4884" w:type="dxa"/>
             <w:gridSpan w:val="2"/>
             <w:vMerge/>
           </w:tcPr>
@@ -1427,7 +1366,7 @@
         </w:trPr>
         <w:tc>
           <w:tcPr>
-            <w:tcW w:w="4751" w:type="dxa"/>
+            <w:tcW w:w="3961" w:type="dxa"/>
             <w:vMerge/>
             <w:tcBorders>
               <w:bottom w:val="single" w:sz="4" w:space="0" w:color="3A8C95" w:themeColor="accent5" w:themeShade="80"/>
@@ -1442,20 +1381,20 @@
         </w:tc>
         <w:tc>
           <w:tcPr>
-            <w:tcW w:w="624" w:type="dxa"/>
+            <w:tcW w:w="397" w:type="dxa"/>
           </w:tcPr>
           <w:p/>
         </w:tc>
         <w:tc>
           <w:tcPr>
-            <w:tcW w:w="713" w:type="dxa"/>
+            <w:tcW w:w="446" w:type="dxa"/>
             <w:vMerge/>
           </w:tcPr>
           <w:p/>
         </w:tc>
         <w:tc>
           <w:tcPr>
-            <w:tcW w:w="3600" w:type="dxa"/>
+            <w:tcW w:w="4884" w:type="dxa"/>
             <w:gridSpan w:val="2"/>
             <w:vAlign w:val="center"/>
           </w:tcPr>
@@ -1474,12 +1413,12 @@
       <w:tr>
         <w:trPr>
           <w:gridAfter w:val="2"/>
-          <w:wAfter w:w="3600" w:type="dxa"/>
+          <w:wAfter w:w="4884" w:type="dxa"/>
           <w:trHeight w:val="1417"/>
         </w:trPr>
         <w:tc>
           <w:tcPr>
-            <w:tcW w:w="4751" w:type="dxa"/>
+            <w:tcW w:w="3961" w:type="dxa"/>
             <w:vMerge w:val="restart"/>
             <w:tcBorders>
               <w:top w:val="single" w:sz="4" w:space="0" w:color="3A8C95" w:themeColor="accent5" w:themeShade="80"/>
@@ -1497,7 +1436,7 @@
         </w:tc>
         <w:tc>
           <w:tcPr>
-            <w:tcW w:w="624" w:type="dxa"/>
+            <w:tcW w:w="397" w:type="dxa"/>
           </w:tcPr>
           <w:p>
             <w:pPr>
@@ -1510,7 +1449,7 @@
         </w:tc>
         <w:tc>
           <w:tcPr>
-            <w:tcW w:w="713" w:type="dxa"/>
+            <w:tcW w:w="446" w:type="dxa"/>
             <w:vMerge w:val="restart"/>
           </w:tcPr>
           <w:p>
@@ -1526,12 +1465,12 @@
       <w:tr>
         <w:trPr>
           <w:gridAfter w:val="2"/>
-          <w:wAfter w:w="3600" w:type="dxa"/>
+          <w:wAfter w:w="4884" w:type="dxa"/>
           <w:trHeight w:val="1417"/>
         </w:trPr>
         <w:tc>
           <w:tcPr>
-            <w:tcW w:w="4751" w:type="dxa"/>
+            <w:tcW w:w="3961" w:type="dxa"/>
             <w:vMerge/>
           </w:tcPr>
           <w:p>
@@ -1543,13 +1482,13 @@
         </w:tc>
         <w:tc>
           <w:tcPr>
-            <w:tcW w:w="624" w:type="dxa"/>
+            <w:tcW w:w="397" w:type="dxa"/>
           </w:tcPr>
           <w:p/>
         </w:tc>
         <w:tc>
           <w:tcPr>
-            <w:tcW w:w="713" w:type="dxa"/>
+            <w:tcW w:w="446" w:type="dxa"/>
             <w:vMerge/>
           </w:tcPr>
           <w:p/>
@@ -1574,7 +1513,7 @@
 </file>
 
 <file path=word/endnotes.xml><?xml version="1.0" encoding="utf-8"?>
-<w:endnotes xmlns:wpc="http://schemas.microsoft.com/office/word/2010/wordprocessingCanvas" xmlns:cx="http://schemas.microsoft.com/office/drawing/2014/chartex" xmlns:cx1="http://schemas.microsoft.com/office/drawing/2015/9/8/chartex" xmlns:cx2="http://schemas.microsoft.com/office/drawing/2015/10/21/chartex" xmlns:cx3="http://schemas.microsoft.com/office/drawing/2016/5/9/chartex" xmlns:cx4="http://schemas.microsoft.com/office/drawing/2016/5/10/chartex" xmlns:cx5="http://schemas.microsoft.com/office/drawing/2016/5/11/chartex" xmlns:cx6="http://schemas.microsoft.com/office/drawing/2016/5/12/chartex" xmlns:cx7="http://schemas.microsoft.com/office/drawing/2016/5/13/chartex" xmlns:cx8="http://schemas.microsoft.com/office/drawing/2016/5/14/chartex" xmlns:mc="http://schemas.openxmlformats.org/markup-compatibility/2006" xmlns:aink="http://schemas.microsoft.com/office/drawing/2016/ink" xmlns:am3d="http://schemas.microsoft.com/office/drawing/2017/model3d" xmlns:o="urn:schemas-microsoft-com:office:office" xmlns:oel="http://schemas.microsoft.com/office/2019/extlst" xmlns:r="http://schemas.openxmlformats.org/officeDocument/2006/relationships" xmlns:m="http://schemas.openxmlformats.org/officeDocument/2006/math" xmlns:v="urn:schemas-microsoft-com:vml" xmlns:wp14="http://schemas.microsoft.com/office/word/2010/wordprocessingDrawing" xmlns:wp="http://schemas.openxmlformats.org/drawingml/2006/wordprocessingDrawing" xmlns:w10="urn:schemas-microsoft-com:office:word" xmlns:w="http://schemas.openxmlformats.org/wordprocessingml/2006/main" xmlns:w14="http://schemas.microsoft.com/office/word/2010/wordml" xmlns:w15="http://schemas.microsoft.com/office/word/2012/wordml" xmlns:w16cex="http://schemas.microsoft.com/office/word/2018/wordml/cex" xmlns:w16cid="http://schemas.microsoft.com/office/word/2016/wordml/cid" xmlns:w16="http://schemas.microsoft.com/office/word/2018/wordml" xmlns:w16du="http://schemas.microsoft.com/office/word/2023/wordml/word16du" xmlns:w16sdtdh="http://schemas.microsoft.com/office/word/2020/wordml/sdtdatahash" xmlns:w16sdtfl="http://schemas.microsoft.com/office/word/2024/wordml/sdtformatlock" xmlns:w16se="http://schemas.microsoft.com/office/word/2015/wordml/symex" xmlns:wpg="http://schemas.microsoft.com/office/word/2010/wordprocessingGroup" xmlns:wpi="http://schemas.microsoft.com/office/word/2010/wordprocessingInk" xmlns:wne="http://schemas.microsoft.com/office/word/2006/wordml" xmlns:wps="http://schemas.microsoft.com/office/word/2010/wordprocessingShape" mc:Ignorable="w14 w15 w16se w16cid w16 w16cex w16sdtdh w16sdtfl w16du wp14">
+<w:endnotes xmlns:wpc="http://schemas.microsoft.com/office/word/2010/wordprocessingCanvas" xmlns:cx="http://schemas.microsoft.com/office/drawing/2014/chartex" xmlns:cx1="http://schemas.microsoft.com/office/drawing/2015/9/8/chartex" xmlns:cx2="http://schemas.microsoft.com/office/drawing/2015/10/21/chartex" xmlns:cx3="http://schemas.microsoft.com/office/drawing/2016/5/9/chartex" xmlns:cx4="http://schemas.microsoft.com/office/drawing/2016/5/10/chartex" xmlns:cx5="http://schemas.microsoft.com/office/drawing/2016/5/11/chartex" xmlns:cx6="http://schemas.microsoft.com/office/drawing/2016/5/12/chartex" xmlns:cx7="http://schemas.microsoft.com/office/drawing/2016/5/13/chartex" xmlns:cx8="http://schemas.microsoft.com/office/drawing/2016/5/14/chartex" xmlns:mc="http://schemas.openxmlformats.org/markup-compatibility/2006" xmlns:m="http://schemas.openxmlformats.org/officeDocument/2006/math" xmlns:aink="http://schemas.microsoft.com/office/drawing/2016/ink" xmlns:am3d="http://schemas.microsoft.com/office/drawing/2017/model3d" xmlns:oel="http://schemas.microsoft.com/office/2019/extlst" xmlns:r="http://schemas.openxmlformats.org/officeDocument/2006/relationships" xmlns:wp14="http://schemas.microsoft.com/office/word/2010/wordprocessingDrawing" xmlns:wp="http://schemas.openxmlformats.org/drawingml/2006/wordprocessingDrawing" xmlns:wpg="http://schemas.microsoft.com/office/word/2010/wordprocessingGroup" xmlns:wpi="http://schemas.microsoft.com/office/word/2010/wordprocessingInk" xmlns:wps="http://schemas.microsoft.com/office/word/2010/wordprocessingShape" xmlns:o="urn:schemas-microsoft-com:office:office" xmlns:v="urn:schemas-microsoft-com:vml" xmlns:w10="urn:schemas-microsoft-com:office:word" xmlns:w="http://schemas.openxmlformats.org/wordprocessingml/2006/main" xmlns:w14="http://schemas.microsoft.com/office/word/2010/wordml" xmlns:w15="http://schemas.microsoft.com/office/word/2012/wordml" xmlns:w16cex="http://schemas.microsoft.com/office/word/2018/wordml/cex" xmlns:w16cid="http://schemas.microsoft.com/office/word/2016/wordml/cid" xmlns:w16="http://schemas.microsoft.com/office/word/2018/wordml" xmlns:w16sdtdh="http://schemas.microsoft.com/office/word/2020/wordml/sdtdatahash" xmlns:w16sdtfl="http://schemas.microsoft.com/office/word/2024/wordml/sdtformatlock" xmlns:w16se="http://schemas.microsoft.com/office/word/2015/wordml/symex" xmlns:w16du="http://schemas.microsoft.com/office/word/2023/wordml/word16du" xmlns:wne="http://schemas.microsoft.com/office/word/2006/wordml" mc:Ignorable="w14 w15 w16se w16cid w16 w16cex w16sdtdh w16sdtfl w16du wp14">
   <w:endnote w:type="separator" w:id="-1">
     <w:p>
       <w:pPr>
@@ -1599,7 +1538,7 @@
 </file>
 
 <file path=word/footer1.xml><?xml version="1.0" encoding="utf-8"?>
-<w:ftr xmlns:wpc="http://schemas.microsoft.com/office/word/2010/wordprocessingCanvas" xmlns:cx="http://schemas.microsoft.com/office/drawing/2014/chartex" xmlns:cx1="http://schemas.microsoft.com/office/drawing/2015/9/8/chartex" xmlns:cx2="http://schemas.microsoft.com/office/drawing/2015/10/21/chartex" xmlns:cx3="http://schemas.microsoft.com/office/drawing/2016/5/9/chartex" xmlns:cx4="http://schemas.microsoft.com/office/drawing/2016/5/10/chartex" xmlns:cx5="http://schemas.microsoft.com/office/drawing/2016/5/11/chartex" xmlns:cx6="http://schemas.microsoft.com/office/drawing/2016/5/12/chartex" xmlns:cx7="http://schemas.microsoft.com/office/drawing/2016/5/13/chartex" xmlns:cx8="http://schemas.microsoft.com/office/drawing/2016/5/14/chartex" xmlns:mc="http://schemas.openxmlformats.org/markup-compatibility/2006" xmlns:aink="http://schemas.microsoft.com/office/drawing/2016/ink" xmlns:am3d="http://schemas.microsoft.com/office/drawing/2017/model3d" xmlns:o="urn:schemas-microsoft-com:office:office" xmlns:oel="http://schemas.microsoft.com/office/2019/extlst" xmlns:r="http://schemas.openxmlformats.org/officeDocument/2006/relationships" xmlns:m="http://schemas.openxmlformats.org/officeDocument/2006/math" xmlns:v="urn:schemas-microsoft-com:vml" xmlns:wp14="http://schemas.microsoft.com/office/word/2010/wordprocessingDrawing" xmlns:wp="http://schemas.openxmlformats.org/drawingml/2006/wordprocessingDrawing" xmlns:w10="urn:schemas-microsoft-com:office:word" xmlns:w="http://schemas.openxmlformats.org/wordprocessingml/2006/main" xmlns:w14="http://schemas.microsoft.com/office/word/2010/wordml" xmlns:w15="http://schemas.microsoft.com/office/word/2012/wordml" xmlns:w16cex="http://schemas.microsoft.com/office/word/2018/wordml/cex" xmlns:w16cid="http://schemas.microsoft.com/office/word/2016/wordml/cid" xmlns:w16="http://schemas.microsoft.com/office/word/2018/wordml" xmlns:w16du="http://schemas.microsoft.com/office/word/2023/wordml/word16du" xmlns:w16sdtdh="http://schemas.microsoft.com/office/word/2020/wordml/sdtdatahash" xmlns:w16sdtfl="http://schemas.microsoft.com/office/word/2024/wordml/sdtformatlock" xmlns:w16se="http://schemas.microsoft.com/office/word/2015/wordml/symex" xmlns:wpg="http://schemas.microsoft.com/office/word/2010/wordprocessingGroup" xmlns:wpi="http://schemas.microsoft.com/office/word/2010/wordprocessingInk" xmlns:wne="http://schemas.microsoft.com/office/word/2006/wordml" xmlns:wps="http://schemas.microsoft.com/office/word/2010/wordprocessingShape" mc:Ignorable="w14 w15 w16se w16cid w16 w16cex w16sdtdh w16sdtfl w16du wp14">
+<w:ftr xmlns:wpc="http://schemas.microsoft.com/office/word/2010/wordprocessingCanvas" xmlns:cx="http://schemas.microsoft.com/office/drawing/2014/chartex" xmlns:cx1="http://schemas.microsoft.com/office/drawing/2015/9/8/chartex" xmlns:cx2="http://schemas.microsoft.com/office/drawing/2015/10/21/chartex" xmlns:cx3="http://schemas.microsoft.com/office/drawing/2016/5/9/chartex" xmlns:cx4="http://schemas.microsoft.com/office/drawing/2016/5/10/chartex" xmlns:cx5="http://schemas.microsoft.com/office/drawing/2016/5/11/chartex" xmlns:cx6="http://schemas.microsoft.com/office/drawing/2016/5/12/chartex" xmlns:cx7="http://schemas.microsoft.com/office/drawing/2016/5/13/chartex" xmlns:cx8="http://schemas.microsoft.com/office/drawing/2016/5/14/chartex" xmlns:mc="http://schemas.openxmlformats.org/markup-compatibility/2006" xmlns:m="http://schemas.openxmlformats.org/officeDocument/2006/math" xmlns:aink="http://schemas.microsoft.com/office/drawing/2016/ink" xmlns:am3d="http://schemas.microsoft.com/office/drawing/2017/model3d" xmlns:oel="http://schemas.microsoft.com/office/2019/extlst" xmlns:r="http://schemas.openxmlformats.org/officeDocument/2006/relationships" xmlns:wp14="http://schemas.microsoft.com/office/word/2010/wordprocessingDrawing" xmlns:wp="http://schemas.openxmlformats.org/drawingml/2006/wordprocessingDrawing" xmlns:wpg="http://schemas.microsoft.com/office/word/2010/wordprocessingGroup" xmlns:wpi="http://schemas.microsoft.com/office/word/2010/wordprocessingInk" xmlns:wps="http://schemas.microsoft.com/office/word/2010/wordprocessingShape" xmlns:o="urn:schemas-microsoft-com:office:office" xmlns:v="urn:schemas-microsoft-com:vml" xmlns:w10="urn:schemas-microsoft-com:office:word" xmlns:w="http://schemas.openxmlformats.org/wordprocessingml/2006/main" xmlns:w14="http://schemas.microsoft.com/office/word/2010/wordml" xmlns:w15="http://schemas.microsoft.com/office/word/2012/wordml" xmlns:w16cex="http://schemas.microsoft.com/office/word/2018/wordml/cex" xmlns:w16cid="http://schemas.microsoft.com/office/word/2016/wordml/cid" xmlns:w16="http://schemas.microsoft.com/office/word/2018/wordml" xmlns:w16sdtdh="http://schemas.microsoft.com/office/word/2020/wordml/sdtdatahash" xmlns:w16sdtfl="http://schemas.microsoft.com/office/word/2024/wordml/sdtformatlock" xmlns:w16se="http://schemas.microsoft.com/office/word/2015/wordml/symex" xmlns:w16du="http://schemas.microsoft.com/office/word/2023/wordml/word16du" xmlns:wne="http://schemas.microsoft.com/office/word/2006/wordml" mc:Ignorable="w14 w15 w16se w16cid w16 w16cex w16sdtdh w16sdtfl w16du wp14">
   <w:p>
     <w:pPr>
       <w:pStyle w:val="Footer"/>
@@ -1609,7 +1548,7 @@
 </file>
 
 <file path=word/footer2.xml><?xml version="1.0" encoding="utf-8"?>
-<w:ftr xmlns:wpc="http://schemas.microsoft.com/office/word/2010/wordprocessingCanvas" xmlns:cx="http://schemas.microsoft.com/office/drawing/2014/chartex" xmlns:cx1="http://schemas.microsoft.com/office/drawing/2015/9/8/chartex" xmlns:cx2="http://schemas.microsoft.com/office/drawing/2015/10/21/chartex" xmlns:cx3="http://schemas.microsoft.com/office/drawing/2016/5/9/chartex" xmlns:cx4="http://schemas.microsoft.com/office/drawing/2016/5/10/chartex" xmlns:cx5="http://schemas.microsoft.com/office/drawing/2016/5/11/chartex" xmlns:cx6="http://schemas.microsoft.com/office/drawing/2016/5/12/chartex" xmlns:cx7="http://schemas.microsoft.com/office/drawing/2016/5/13/chartex" xmlns:cx8="http://schemas.microsoft.com/office/drawing/2016/5/14/chartex" xmlns:mc="http://schemas.openxmlformats.org/markup-compatibility/2006" xmlns:aink="http://schemas.microsoft.com/office/drawing/2016/ink" xmlns:am3d="http://schemas.microsoft.com/office/drawing/2017/model3d" xmlns:o="urn:schemas-microsoft-com:office:office" xmlns:oel="http://schemas.microsoft.com/office/2019/extlst" xmlns:r="http://schemas.openxmlformats.org/officeDocument/2006/relationships" xmlns:m="http://schemas.openxmlformats.org/officeDocument/2006/math" xmlns:v="urn:schemas-microsoft-com:vml" xmlns:wp14="http://schemas.microsoft.com/office/word/2010/wordprocessingDrawing" xmlns:wp="http://schemas.openxmlformats.org/drawingml/2006/wordprocessingDrawing" xmlns:w10="urn:schemas-microsoft-com:office:word" xmlns:w="http://schemas.openxmlformats.org/wordprocessingml/2006/main" xmlns:w14="http://schemas.microsoft.com/office/word/2010/wordml" xmlns:w15="http://schemas.microsoft.com/office/word/2012/wordml" xmlns:w16cex="http://schemas.microsoft.com/office/word/2018/wordml/cex" xmlns:w16cid="http://schemas.microsoft.com/office/word/2016/wordml/cid" xmlns:w16="http://schemas.microsoft.com/office/word/2018/wordml" xmlns:w16du="http://schemas.microsoft.com/office/word/2023/wordml/word16du" xmlns:w16sdtdh="http://schemas.microsoft.com/office/word/2020/wordml/sdtdatahash" xmlns:w16sdtfl="http://schemas.microsoft.com/office/word/2024/wordml/sdtformatlock" xmlns:w16se="http://schemas.microsoft.com/office/word/2015/wordml/symex" xmlns:wpg="http://schemas.microsoft.com/office/word/2010/wordprocessingGroup" xmlns:wpi="http://schemas.microsoft.com/office/word/2010/wordprocessingInk" xmlns:wne="http://schemas.microsoft.com/office/word/2006/wordml" xmlns:wps="http://schemas.microsoft.com/office/word/2010/wordprocessingShape" mc:Ignorable="w14 w15 w16se w16cid w16 w16cex w16sdtdh w16sdtfl w16du wp14">
+<w:ftr xmlns:wpc="http://schemas.microsoft.com/office/word/2010/wordprocessingCanvas" xmlns:cx="http://schemas.microsoft.com/office/drawing/2014/chartex" xmlns:cx1="http://schemas.microsoft.com/office/drawing/2015/9/8/chartex" xmlns:cx2="http://schemas.microsoft.com/office/drawing/2015/10/21/chartex" xmlns:cx3="http://schemas.microsoft.com/office/drawing/2016/5/9/chartex" xmlns:cx4="http://schemas.microsoft.com/office/drawing/2016/5/10/chartex" xmlns:cx5="http://schemas.microsoft.com/office/drawing/2016/5/11/chartex" xmlns:cx6="http://schemas.microsoft.com/office/drawing/2016/5/12/chartex" xmlns:cx7="http://schemas.microsoft.com/office/drawing/2016/5/13/chartex" xmlns:cx8="http://schemas.microsoft.com/office/drawing/2016/5/14/chartex" xmlns:mc="http://schemas.openxmlformats.org/markup-compatibility/2006" xmlns:m="http://schemas.openxmlformats.org/officeDocument/2006/math" xmlns:aink="http://schemas.microsoft.com/office/drawing/2016/ink" xmlns:am3d="http://schemas.microsoft.com/office/drawing/2017/model3d" xmlns:oel="http://schemas.microsoft.com/office/2019/extlst" xmlns:r="http://schemas.openxmlformats.org/officeDocument/2006/relationships" xmlns:wp14="http://schemas.microsoft.com/office/word/2010/wordprocessingDrawing" xmlns:wp="http://schemas.openxmlformats.org/drawingml/2006/wordprocessingDrawing" xmlns:wpg="http://schemas.microsoft.com/office/word/2010/wordprocessingGroup" xmlns:wpi="http://schemas.microsoft.com/office/word/2010/wordprocessingInk" xmlns:wps="http://schemas.microsoft.com/office/word/2010/wordprocessingShape" xmlns:o="urn:schemas-microsoft-com:office:office" xmlns:v="urn:schemas-microsoft-com:vml" xmlns:w10="urn:schemas-microsoft-com:office:word" xmlns:w="http://schemas.openxmlformats.org/wordprocessingml/2006/main" xmlns:w14="http://schemas.microsoft.com/office/word/2010/wordml" xmlns:w15="http://schemas.microsoft.com/office/word/2012/wordml" xmlns:w16cex="http://schemas.microsoft.com/office/word/2018/wordml/cex" xmlns:w16cid="http://schemas.microsoft.com/office/word/2016/wordml/cid" xmlns:w16="http://schemas.microsoft.com/office/word/2018/wordml" xmlns:w16sdtdh="http://schemas.microsoft.com/office/word/2020/wordml/sdtdatahash" xmlns:w16sdtfl="http://schemas.microsoft.com/office/word/2024/wordml/sdtformatlock" xmlns:w16se="http://schemas.microsoft.com/office/word/2015/wordml/symex" xmlns:w16du="http://schemas.microsoft.com/office/word/2023/wordml/word16du" xmlns:wne="http://schemas.microsoft.com/office/word/2006/wordml" mc:Ignorable="w14 w15 w16se w16cid w16 w16cex w16sdtdh w16sdtfl w16du wp14">
   <w:p>
     <w:pPr>
       <w:pStyle w:val="Footer"/>
@@ -1619,7 +1558,7 @@
 </file>
 
 <file path=word/footer3.xml><?xml version="1.0" encoding="utf-8"?>
-<w:ftr xmlns:wpc="http://schemas.microsoft.com/office/word/2010/wordprocessingCanvas" xmlns:cx="http://schemas.microsoft.com/office/drawing/2014/chartex" xmlns:cx1="http://schemas.microsoft.com/office/drawing/2015/9/8/chartex" xmlns:cx2="http://schemas.microsoft.com/office/drawing/2015/10/21/chartex" xmlns:cx3="http://schemas.microsoft.com/office/drawing/2016/5/9/chartex" xmlns:cx4="http://schemas.microsoft.com/office/drawing/2016/5/10/chartex" xmlns:cx5="http://schemas.microsoft.com/office/drawing/2016/5/11/chartex" xmlns:cx6="http://schemas.microsoft.com/office/drawing/2016/5/12/chartex" xmlns:cx7="http://schemas.microsoft.com/office/drawing/2016/5/13/chartex" xmlns:cx8="http://schemas.microsoft.com/office/drawing/2016/5/14/chartex" xmlns:mc="http://schemas.openxmlformats.org/markup-compatibility/2006" xmlns:aink="http://schemas.microsoft.com/office/drawing/2016/ink" xmlns:am3d="http://schemas.microsoft.com/office/drawing/2017/model3d" xmlns:o="urn:schemas-microsoft-com:office:office" xmlns:oel="http://schemas.microsoft.com/office/2019/extlst" xmlns:r="http://schemas.openxmlformats.org/officeDocument/2006/relationships" xmlns:m="http://schemas.openxmlformats.org/officeDocument/2006/math" xmlns:v="urn:schemas-microsoft-com:vml" xmlns:wp14="http://schemas.microsoft.com/office/word/2010/wordprocessingDrawing" xmlns:wp="http://schemas.openxmlformats.org/drawingml/2006/wordprocessingDrawing" xmlns:w10="urn:schemas-microsoft-com:office:word" xmlns:w="http://schemas.openxmlformats.org/wordprocessingml/2006/main" xmlns:w14="http://schemas.microsoft.com/office/word/2010/wordml" xmlns:w15="http://schemas.microsoft.com/office/word/2012/wordml" xmlns:w16cex="http://schemas.microsoft.com/office/word/2018/wordml/cex" xmlns:w16cid="http://schemas.microsoft.com/office/word/2016/wordml/cid" xmlns:w16="http://schemas.microsoft.com/office/word/2018/wordml" xmlns:w16du="http://schemas.microsoft.com/office/word/2023/wordml/word16du" xmlns:w16sdtdh="http://schemas.microsoft.com/office/word/2020/wordml/sdtdatahash" xmlns:w16sdtfl="http://schemas.microsoft.com/office/word/2024/wordml/sdtformatlock" xmlns:w16se="http://schemas.microsoft.com/office/word/2015/wordml/symex" xmlns:wpg="http://schemas.microsoft.com/office/word/2010/wordprocessingGroup" xmlns:wpi="http://schemas.microsoft.com/office/word/2010/wordprocessingInk" xmlns:wne="http://schemas.microsoft.com/office/word/2006/wordml" xmlns:wps="http://schemas.microsoft.com/office/word/2010/wordprocessingShape" mc:Ignorable="w14 w15 w16se w16cid w16 w16cex w16sdtdh w16sdtfl w16du wp14">
+<w:ftr xmlns:wpc="http://schemas.microsoft.com/office/word/2010/wordprocessingCanvas" xmlns:cx="http://schemas.microsoft.com/office/drawing/2014/chartex" xmlns:cx1="http://schemas.microsoft.com/office/drawing/2015/9/8/chartex" xmlns:cx2="http://schemas.microsoft.com/office/drawing/2015/10/21/chartex" xmlns:cx3="http://schemas.microsoft.com/office/drawing/2016/5/9/chartex" xmlns:cx4="http://schemas.microsoft.com/office/drawing/2016/5/10/chartex" xmlns:cx5="http://schemas.microsoft.com/office/drawing/2016/5/11/chartex" xmlns:cx6="http://schemas.microsoft.com/office/drawing/2016/5/12/chartex" xmlns:cx7="http://schemas.microsoft.com/office/drawing/2016/5/13/chartex" xmlns:cx8="http://schemas.microsoft.com/office/drawing/2016/5/14/chartex" xmlns:mc="http://schemas.openxmlformats.org/markup-compatibility/2006" xmlns:m="http://schemas.openxmlformats.org/officeDocument/2006/math" xmlns:aink="http://schemas.microsoft.com/office/drawing/2016/ink" xmlns:am3d="http://schemas.microsoft.com/office/drawing/2017/model3d" xmlns:oel="http://schemas.microsoft.com/office/2019/extlst" xmlns:r="http://schemas.openxmlformats.org/officeDocument/2006/relationships" xmlns:wp14="http://schemas.microsoft.com/office/word/2010/wordprocessingDrawing" xmlns:wp="http://schemas.openxmlformats.org/drawingml/2006/wordprocessingDrawing" xmlns:wpg="http://schemas.microsoft.com/office/word/2010/wordprocessingGroup" xmlns:wpi="http://schemas.microsoft.com/office/word/2010/wordprocessingInk" xmlns:wps="http://schemas.microsoft.com/office/word/2010/wordprocessingShape" xmlns:o="urn:schemas-microsoft-com:office:office" xmlns:v="urn:schemas-microsoft-com:vml" xmlns:w10="urn:schemas-microsoft-com:office:word" xmlns:w="http://schemas.openxmlformats.org/wordprocessingml/2006/main" xmlns:w14="http://schemas.microsoft.com/office/word/2010/wordml" xmlns:w15="http://schemas.microsoft.com/office/word/2012/wordml" xmlns:w16cex="http://schemas.microsoft.com/office/word/2018/wordml/cex" xmlns:w16cid="http://schemas.microsoft.com/office/word/2016/wordml/cid" xmlns:w16="http://schemas.microsoft.com/office/word/2018/wordml" xmlns:w16sdtdh="http://schemas.microsoft.com/office/word/2020/wordml/sdtdatahash" xmlns:w16sdtfl="http://schemas.microsoft.com/office/word/2024/wordml/sdtformatlock" xmlns:w16se="http://schemas.microsoft.com/office/word/2015/wordml/symex" xmlns:w16du="http://schemas.microsoft.com/office/word/2023/wordml/word16du" xmlns:wne="http://schemas.microsoft.com/office/word/2006/wordml" mc:Ignorable="w14 w15 w16se w16cid w16 w16cex w16sdtdh w16sdtfl w16du wp14">
   <w:p>
     <w:pPr>
       <w:pStyle w:val="Footer"/>
@@ -1629,7 +1568,7 @@
 </file>
 
 <file path=word/footnotes.xml><?xml version="1.0" encoding="utf-8"?>
-<w:footnotes xmlns:wpc="http://schemas.microsoft.com/office/word/2010/wordprocessingCanvas" xmlns:cx="http://schemas.microsoft.com/office/drawing/2014/chartex" xmlns:cx1="http://schemas.microsoft.com/office/drawing/2015/9/8/chartex" xmlns:cx2="http://schemas.microsoft.com/office/drawing/2015/10/21/chartex" xmlns:cx3="http://schemas.microsoft.com/office/drawing/2016/5/9/chartex" xmlns:cx4="http://schemas.microsoft.com/office/drawing/2016/5/10/chartex" xmlns:cx5="http://schemas.microsoft.com/office/drawing/2016/5/11/chartex" xmlns:cx6="http://schemas.microsoft.com/office/drawing/2016/5/12/chartex" xmlns:cx7="http://schemas.microsoft.com/office/drawing/2016/5/13/chartex" xmlns:cx8="http://schemas.microsoft.com/office/drawing/2016/5/14/chartex" xmlns:mc="http://schemas.openxmlformats.org/markup-compatibility/2006" xmlns:aink="http://schemas.microsoft.com/office/drawing/2016/ink" xmlns:am3d="http://schemas.microsoft.com/office/drawing/2017/model3d" xmlns:o="urn:schemas-microsoft-com:office:office" xmlns:oel="http://schemas.microsoft.com/office/2019/extlst" xmlns:r="http://schemas.openxmlformats.org/officeDocument/2006/relationships" xmlns:m="http://schemas.openxmlformats.org/officeDocument/2006/math" xmlns:v="urn:schemas-microsoft-com:vml" xmlns:wp14="http://schemas.microsoft.com/office/word/2010/wordprocessingDrawing" xmlns:wp="http://schemas.openxmlformats.org/drawingml/2006/wordprocessingDrawing" xmlns:w10="urn:schemas-microsoft-com:office:word" xmlns:w="http://schemas.openxmlformats.org/wordprocessingml/2006/main" xmlns:w14="http://schemas.microsoft.com/office/word/2010/wordml" xmlns:w15="http://schemas.microsoft.com/office/word/2012/wordml" xmlns:w16cex="http://schemas.microsoft.com/office/word/2018/wordml/cex" xmlns:w16cid="http://schemas.microsoft.com/office/word/2016/wordml/cid" xmlns:w16="http://schemas.microsoft.com/office/word/2018/wordml" xmlns:w16du="http://schemas.microsoft.com/office/word/2023/wordml/word16du" xmlns:w16sdtdh="http://schemas.microsoft.com/office/word/2020/wordml/sdtdatahash" xmlns:w16sdtfl="http://schemas.microsoft.com/office/word/2024/wordml/sdtformatlock" xmlns:w16se="http://schemas.microsoft.com/office/word/2015/wordml/symex" xmlns:wpg="http://schemas.microsoft.com/office/word/2010/wordprocessingGroup" xmlns:wpi="http://schemas.microsoft.com/office/word/2010/wordprocessingInk" xmlns:wne="http://schemas.microsoft.com/office/word/2006/wordml" xmlns:wps="http://schemas.microsoft.com/office/word/2010/wordprocessingShape" mc:Ignorable="w14 w15 w16se w16cid w16 w16cex w16sdtdh w16sdtfl w16du wp14">
+<w:footnotes xmlns:wpc="http://schemas.microsoft.com/office/word/2010/wordprocessingCanvas" xmlns:cx="http://schemas.microsoft.com/office/drawing/2014/chartex" xmlns:cx1="http://schemas.microsoft.com/office/drawing/2015/9/8/chartex" xmlns:cx2="http://schemas.microsoft.com/office/drawing/2015/10/21/chartex" xmlns:cx3="http://schemas.microsoft.com/office/drawing/2016/5/9/chartex" xmlns:cx4="http://schemas.microsoft.com/office/drawing/2016/5/10/chartex" xmlns:cx5="http://schemas.microsoft.com/office/drawing/2016/5/11/chartex" xmlns:cx6="http://schemas.microsoft.com/office/drawing/2016/5/12/chartex" xmlns:cx7="http://schemas.microsoft.com/office/drawing/2016/5/13/chartex" xmlns:cx8="http://schemas.microsoft.com/office/drawing/2016/5/14/chartex" xmlns:mc="http://schemas.openxmlformats.org/markup-compatibility/2006" xmlns:m="http://schemas.openxmlformats.org/officeDocument/2006/math" xmlns:aink="http://schemas.microsoft.com/office/drawing/2016/ink" xmlns:am3d="http://schemas.microsoft.com/office/drawing/2017/model3d" xmlns:oel="http://schemas.microsoft.com/office/2019/extlst" xmlns:r="http://schemas.openxmlformats.org/officeDocument/2006/relationships" xmlns:wp14="http://schemas.microsoft.com/office/word/2010/wordprocessingDrawing" xmlns:wp="http://schemas.openxmlformats.org/drawingml/2006/wordprocessingDrawing" xmlns:wpg="http://schemas.microsoft.com/office/word/2010/wordprocessingGroup" xmlns:wpi="http://schemas.microsoft.com/office/word/2010/wordprocessingInk" xmlns:wps="http://schemas.microsoft.com/office/word/2010/wordprocessingShape" xmlns:o="urn:schemas-microsoft-com:office:office" xmlns:v="urn:schemas-microsoft-com:vml" xmlns:w10="urn:schemas-microsoft-com:office:word" xmlns:w="http://schemas.openxmlformats.org/wordprocessingml/2006/main" xmlns:w14="http://schemas.microsoft.com/office/word/2010/wordml" xmlns:w15="http://schemas.microsoft.com/office/word/2012/wordml" xmlns:w16cex="http://schemas.microsoft.com/office/word/2018/wordml/cex" xmlns:w16cid="http://schemas.microsoft.com/office/word/2016/wordml/cid" xmlns:w16="http://schemas.microsoft.com/office/word/2018/wordml" xmlns:w16sdtdh="http://schemas.microsoft.com/office/word/2020/wordml/sdtdatahash" xmlns:w16sdtfl="http://schemas.microsoft.com/office/word/2024/wordml/sdtformatlock" xmlns:w16se="http://schemas.microsoft.com/office/word/2015/wordml/symex" xmlns:w16du="http://schemas.microsoft.com/office/word/2023/wordml/word16du" xmlns:wne="http://schemas.microsoft.com/office/word/2006/wordml" mc:Ignorable="w14 w15 w16se w16cid w16 w16cex w16sdtdh w16sdtfl w16du wp14">
   <w:footnote w:type="separator" w:id="-1">
     <w:p>
       <w:pPr>
@@ -1654,7 +1593,7 @@
 </file>
 
 <file path=word/header1.xml><?xml version="1.0" encoding="utf-8"?>
-<w:hdr xmlns:wpc="http://schemas.microsoft.com/office/word/2010/wordprocessingCanvas" xmlns:cx="http://schemas.microsoft.com/office/drawing/2014/chartex" xmlns:cx1="http://schemas.microsoft.com/office/drawing/2015/9/8/chartex" xmlns:cx2="http://schemas.microsoft.com/office/drawing/2015/10/21/chartex" xmlns:cx3="http://schemas.microsoft.com/office/drawing/2016/5/9/chartex" xmlns:cx4="http://schemas.microsoft.com/office/drawing/2016/5/10/chartex" xmlns:cx5="http://schemas.microsoft.com/office/drawing/2016/5/11/chartex" xmlns:cx6="http://schemas.microsoft.com/office/drawing/2016/5/12/chartex" xmlns:cx7="http://schemas.microsoft.com/office/drawing/2016/5/13/chartex" xmlns:cx8="http://schemas.microsoft.com/office/drawing/2016/5/14/chartex" xmlns:mc="http://schemas.openxmlformats.org/markup-compatibility/2006" xmlns:aink="http://schemas.microsoft.com/office/drawing/2016/ink" xmlns:am3d="http://schemas.microsoft.com/office/drawing/2017/model3d" xmlns:o="urn:schemas-microsoft-com:office:office" xmlns:oel="http://schemas.microsoft.com/office/2019/extlst" xmlns:r="http://schemas.openxmlformats.org/officeDocument/2006/relationships" xmlns:m="http://schemas.openxmlformats.org/officeDocument/2006/math" xmlns:v="urn:schemas-microsoft-com:vml" xmlns:wp14="http://schemas.microsoft.com/office/word/2010/wordprocessingDrawing" xmlns:wp="http://schemas.openxmlformats.org/drawingml/2006/wordprocessingDrawing" xmlns:w10="urn:schemas-microsoft-com:office:word" xmlns:w="http://schemas.openxmlformats.org/wordprocessingml/2006/main" xmlns:w14="http://schemas.microsoft.com/office/word/2010/wordml" xmlns:w15="http://schemas.microsoft.com/office/word/2012/wordml" xmlns:w16cex="http://schemas.microsoft.com/office/word/2018/wordml/cex" xmlns:w16cid="http://schemas.microsoft.com/office/word/2016/wordml/cid" xmlns:w16="http://schemas.microsoft.com/office/word/2018/wordml" xmlns:w16du="http://schemas.microsoft.com/office/word/2023/wordml/word16du" xmlns:w16sdtdh="http://schemas.microsoft.com/office/word/2020/wordml/sdtdatahash" xmlns:w16sdtfl="http://schemas.microsoft.com/office/word/2024/wordml/sdtformatlock" xmlns:w16se="http://schemas.microsoft.com/office/word/2015/wordml/symex" xmlns:wpg="http://schemas.microsoft.com/office/word/2010/wordprocessingGroup" xmlns:wpi="http://schemas.microsoft.com/office/word/2010/wordprocessingInk" xmlns:wne="http://schemas.microsoft.com/office/word/2006/wordml" xmlns:wps="http://schemas.microsoft.com/office/word/2010/wordprocessingShape" mc:Ignorable="w14 w15 w16se w16cid w16 w16cex w16sdtdh w16sdtfl w16du wp14">
+<w:hdr xmlns:wpc="http://schemas.microsoft.com/office/word/2010/wordprocessingCanvas" xmlns:cx="http://schemas.microsoft.com/office/drawing/2014/chartex" xmlns:cx1="http://schemas.microsoft.com/office/drawing/2015/9/8/chartex" xmlns:cx2="http://schemas.microsoft.com/office/drawing/2015/10/21/chartex" xmlns:cx3="http://schemas.microsoft.com/office/drawing/2016/5/9/chartex" xmlns:cx4="http://schemas.microsoft.com/office/drawing/2016/5/10/chartex" xmlns:cx5="http://schemas.microsoft.com/office/drawing/2016/5/11/chartex" xmlns:cx6="http://schemas.microsoft.com/office/drawing/2016/5/12/chartex" xmlns:cx7="http://schemas.microsoft.com/office/drawing/2016/5/13/chartex" xmlns:cx8="http://schemas.microsoft.com/office/drawing/2016/5/14/chartex" xmlns:mc="http://schemas.openxmlformats.org/markup-compatibility/2006" xmlns:m="http://schemas.openxmlformats.org/officeDocument/2006/math" xmlns:aink="http://schemas.microsoft.com/office/drawing/2016/ink" xmlns:am3d="http://schemas.microsoft.com/office/drawing/2017/model3d" xmlns:oel="http://schemas.microsoft.com/office/2019/extlst" xmlns:r="http://schemas.openxmlformats.org/officeDocument/2006/relationships" xmlns:wp14="http://schemas.microsoft.com/office/word/2010/wordprocessingDrawing" xmlns:wp="http://schemas.openxmlformats.org/drawingml/2006/wordprocessingDrawing" xmlns:wpg="http://schemas.microsoft.com/office/word/2010/wordprocessingGroup" xmlns:wpi="http://schemas.microsoft.com/office/word/2010/wordprocessingInk" xmlns:wps="http://schemas.microsoft.com/office/word/2010/wordprocessingShape" xmlns:o="urn:schemas-microsoft-com:office:office" xmlns:v="urn:schemas-microsoft-com:vml" xmlns:w10="urn:schemas-microsoft-com:office:word" xmlns:w="http://schemas.openxmlformats.org/wordprocessingml/2006/main" xmlns:w14="http://schemas.microsoft.com/office/word/2010/wordml" xmlns:w15="http://schemas.microsoft.com/office/word/2012/wordml" xmlns:w16cex="http://schemas.microsoft.com/office/word/2018/wordml/cex" xmlns:w16cid="http://schemas.microsoft.com/office/word/2016/wordml/cid" xmlns:w16="http://schemas.microsoft.com/office/word/2018/wordml" xmlns:w16sdtdh="http://schemas.microsoft.com/office/word/2020/wordml/sdtdatahash" xmlns:w16sdtfl="http://schemas.microsoft.com/office/word/2024/wordml/sdtformatlock" xmlns:w16se="http://schemas.microsoft.com/office/word/2015/wordml/symex" xmlns:w16du="http://schemas.microsoft.com/office/word/2023/wordml/word16du" xmlns:wne="http://schemas.microsoft.com/office/word/2006/wordml" mc:Ignorable="w14 w15 w16se w16cid w16 w16cex w16sdtdh w16sdtfl w16du wp14">
   <w:p>
     <w:pPr>
       <w:pStyle w:val="Header"/>
@@ -1664,7 +1603,7 @@
 </file>
 
 <file path=word/header2.xml><?xml version="1.0" encoding="utf-8"?>
-<w:hdr xmlns:wpc="http://schemas.microsoft.com/office/word/2010/wordprocessingCanvas" xmlns:cx="http://schemas.microsoft.com/office/drawing/2014/chartex" xmlns:cx1="http://schemas.microsoft.com/office/drawing/2015/9/8/chartex" xmlns:cx2="http://schemas.microsoft.com/office/drawing/2015/10/21/chartex" xmlns:cx3="http://schemas.microsoft.com/office/drawing/2016/5/9/chartex" xmlns:cx4="http://schemas.microsoft.com/office/drawing/2016/5/10/chartex" xmlns:cx5="http://schemas.microsoft.com/office/drawing/2016/5/11/chartex" xmlns:cx6="http://schemas.microsoft.com/office/drawing/2016/5/12/chartex" xmlns:cx7="http://schemas.microsoft.com/office/drawing/2016/5/13/chartex" xmlns:cx8="http://schemas.microsoft.com/office/drawing/2016/5/14/chartex" xmlns:mc="http://schemas.openxmlformats.org/markup-compatibility/2006" xmlns:aink="http://schemas.microsoft.com/office/drawing/2016/ink" xmlns:am3d="http://schemas.microsoft.com/office/drawing/2017/model3d" xmlns:o="urn:schemas-microsoft-com:office:office" xmlns:oel="http://schemas.microsoft.com/office/2019/extlst" xmlns:r="http://schemas.openxmlformats.org/officeDocument/2006/relationships" xmlns:m="http://schemas.openxmlformats.org/officeDocument/2006/math" xmlns:v="urn:schemas-microsoft-com:vml" xmlns:wp14="http://schemas.microsoft.com/office/word/2010/wordprocessingDrawing" xmlns:wp="http://schemas.openxmlformats.org/drawingml/2006/wordprocessingDrawing" xmlns:w10="urn:schemas-microsoft-com:office:word" xmlns:w="http://schemas.openxmlformats.org/wordprocessingml/2006/main" xmlns:w14="http://schemas.microsoft.com/office/word/2010/wordml" xmlns:w15="http://schemas.microsoft.com/office/word/2012/wordml" xmlns:w16cex="http://schemas.microsoft.com/office/word/2018/wordml/cex" xmlns:w16cid="http://schemas.microsoft.com/office/word/2016/wordml/cid" xmlns:w16="http://schemas.microsoft.com/office/word/2018/wordml" xmlns:w16du="http://schemas.microsoft.com/office/word/2023/wordml/word16du" xmlns:w16sdtdh="http://schemas.microsoft.com/office/word/2020/wordml/sdtdatahash" xmlns:w16sdtfl="http://schemas.microsoft.com/office/word/2024/wordml/sdtformatlock" xmlns:w16se="http://schemas.microsoft.com/office/word/2015/wordml/symex" xmlns:wpg="http://schemas.microsoft.com/office/word/2010/wordprocessingGroup" xmlns:wpi="http://schemas.microsoft.com/office/word/2010/wordprocessingInk" xmlns:wne="http://schemas.microsoft.com/office/word/2006/wordml" xmlns:wps="http://schemas.microsoft.com/office/word/2010/wordprocessingShape" mc:Ignorable="w14 w15 w16se w16cid w16 w16cex w16sdtdh w16sdtfl w16du wp14">
+<w:hdr xmlns:wpc="http://schemas.microsoft.com/office/word/2010/wordprocessingCanvas" xmlns:cx="http://schemas.microsoft.com/office/drawing/2014/chartex" xmlns:cx1="http://schemas.microsoft.com/office/drawing/2015/9/8/chartex" xmlns:cx2="http://schemas.microsoft.com/office/drawing/2015/10/21/chartex" xmlns:cx3="http://schemas.microsoft.com/office/drawing/2016/5/9/chartex" xmlns:cx4="http://schemas.microsoft.com/office/drawing/2016/5/10/chartex" xmlns:cx5="http://schemas.microsoft.com/office/drawing/2016/5/11/chartex" xmlns:cx6="http://schemas.microsoft.com/office/drawing/2016/5/12/chartex" xmlns:cx7="http://schemas.microsoft.com/office/drawing/2016/5/13/chartex" xmlns:cx8="http://schemas.microsoft.com/office/drawing/2016/5/14/chartex" xmlns:mc="http://schemas.openxmlformats.org/markup-compatibility/2006" xmlns:m="http://schemas.openxmlformats.org/officeDocument/2006/math" xmlns:aink="http://schemas.microsoft.com/office/drawing/2016/ink" xmlns:am3d="http://schemas.microsoft.com/office/drawing/2017/model3d" xmlns:oel="http://schemas.microsoft.com/office/2019/extlst" xmlns:r="http://schemas.openxmlformats.org/officeDocument/2006/relationships" xmlns:wp14="http://schemas.microsoft.com/office/word/2010/wordprocessingDrawing" xmlns:wp="http://schemas.openxmlformats.org/drawingml/2006/wordprocessingDrawing" xmlns:wpg="http://schemas.microsoft.com/office/word/2010/wordprocessingGroup" xmlns:wpi="http://schemas.microsoft.com/office/word/2010/wordprocessingInk" xmlns:wps="http://schemas.microsoft.com/office/word/2010/wordprocessingShape" xmlns:o="urn:schemas-microsoft-com:office:office" xmlns:v="urn:schemas-microsoft-com:vml" xmlns:w10="urn:schemas-microsoft-com:office:word" xmlns:w="http://schemas.openxmlformats.org/wordprocessingml/2006/main" xmlns:w14="http://schemas.microsoft.com/office/word/2010/wordml" xmlns:w15="http://schemas.microsoft.com/office/word/2012/wordml" xmlns:w16cex="http://schemas.microsoft.com/office/word/2018/wordml/cex" xmlns:w16cid="http://schemas.microsoft.com/office/word/2016/wordml/cid" xmlns:w16="http://schemas.microsoft.com/office/word/2018/wordml" xmlns:w16sdtdh="http://schemas.microsoft.com/office/word/2020/wordml/sdtdatahash" xmlns:w16sdtfl="http://schemas.microsoft.com/office/word/2024/wordml/sdtformatlock" xmlns:w16se="http://schemas.microsoft.com/office/word/2015/wordml/symex" xmlns:w16du="http://schemas.microsoft.com/office/word/2023/wordml/word16du" xmlns:wne="http://schemas.microsoft.com/office/word/2006/wordml" mc:Ignorable="w14 w15 w16se w16cid w16 w16cex w16sdtdh w16sdtfl w16du wp14">
   <w:p>
     <w:pPr>
       <w:pStyle w:val="Header"/>
@@ -1674,7 +1613,7 @@
 </file>
 
 <file path=word/header3.xml><?xml version="1.0" encoding="utf-8"?>
-<w:hdr xmlns:wpc="http://schemas.microsoft.com/office/word/2010/wordprocessingCanvas" xmlns:cx="http://schemas.microsoft.com/office/drawing/2014/chartex" xmlns:cx1="http://schemas.microsoft.com/office/drawing/2015/9/8/chartex" xmlns:cx2="http://schemas.microsoft.com/office/drawing/2015/10/21/chartex" xmlns:cx3="http://schemas.microsoft.com/office/drawing/2016/5/9/chartex" xmlns:cx4="http://schemas.microsoft.com/office/drawing/2016/5/10/chartex" xmlns:cx5="http://schemas.microsoft.com/office/drawing/2016/5/11/chartex" xmlns:cx6="http://schemas.microsoft.com/office/drawing/2016/5/12/chartex" xmlns:cx7="http://schemas.microsoft.com/office/drawing/2016/5/13/chartex" xmlns:cx8="http://schemas.microsoft.com/office/drawing/2016/5/14/chartex" xmlns:mc="http://schemas.openxmlformats.org/markup-compatibility/2006" xmlns:aink="http://schemas.microsoft.com/office/drawing/2016/ink" xmlns:am3d="http://schemas.microsoft.com/office/drawing/2017/model3d" xmlns:o="urn:schemas-microsoft-com:office:office" xmlns:oel="http://schemas.microsoft.com/office/2019/extlst" xmlns:r="http://schemas.openxmlformats.org/officeDocument/2006/relationships" xmlns:m="http://schemas.openxmlformats.org/officeDocument/2006/math" xmlns:v="urn:schemas-microsoft-com:vml" xmlns:wp14="http://schemas.microsoft.com/office/word/2010/wordprocessingDrawing" xmlns:wp="http://schemas.openxmlformats.org/drawingml/2006/wordprocessingDrawing" xmlns:w10="urn:schemas-microsoft-com:office:word" xmlns:w="http://schemas.openxmlformats.org/wordprocessingml/2006/main" xmlns:w14="http://schemas.microsoft.com/office/word/2010/wordml" xmlns:w15="http://schemas.microsoft.com/office/word/2012/wordml" xmlns:w16cex="http://schemas.microsoft.com/office/word/2018/wordml/cex" xmlns:w16cid="http://schemas.microsoft.com/office/word/2016/wordml/cid" xmlns:w16="http://schemas.microsoft.com/office/word/2018/wordml" xmlns:w16du="http://schemas.microsoft.com/office/word/2023/wordml/word16du" xmlns:w16sdtdh="http://schemas.microsoft.com/office/word/2020/wordml/sdtdatahash" xmlns:w16sdtfl="http://schemas.microsoft.com/office/word/2024/wordml/sdtformatlock" xmlns:w16se="http://schemas.microsoft.com/office/word/2015/wordml/symex" xmlns:wpg="http://schemas.microsoft.com/office/word/2010/wordprocessingGroup" xmlns:wpi="http://schemas.microsoft.com/office/word/2010/wordprocessingInk" xmlns:wne="http://schemas.microsoft.com/office/word/2006/wordml" xmlns:wps="http://schemas.microsoft.com/office/word/2010/wordprocessingShape" mc:Ignorable="w14 w15 w16se w16cid w16 w16cex w16sdtdh w16sdtfl w16du wp14">
+<w:hdr xmlns:wpc="http://schemas.microsoft.com/office/word/2010/wordprocessingCanvas" xmlns:cx="http://schemas.microsoft.com/office/drawing/2014/chartex" xmlns:cx1="http://schemas.microsoft.com/office/drawing/2015/9/8/chartex" xmlns:cx2="http://schemas.microsoft.com/office/drawing/2015/10/21/chartex" xmlns:cx3="http://schemas.microsoft.com/office/drawing/2016/5/9/chartex" xmlns:cx4="http://schemas.microsoft.com/office/drawing/2016/5/10/chartex" xmlns:cx5="http://schemas.microsoft.com/office/drawing/2016/5/11/chartex" xmlns:cx6="http://schemas.microsoft.com/office/drawing/2016/5/12/chartex" xmlns:cx7="http://schemas.microsoft.com/office/drawing/2016/5/13/chartex" xmlns:cx8="http://schemas.microsoft.com/office/drawing/2016/5/14/chartex" xmlns:mc="http://schemas.openxmlformats.org/markup-compatibility/2006" xmlns:m="http://schemas.openxmlformats.org/officeDocument/2006/math" xmlns:aink="http://schemas.microsoft.com/office/drawing/2016/ink" xmlns:am3d="http://schemas.microsoft.com/office/drawing/2017/model3d" xmlns:oel="http://schemas.microsoft.com/office/2019/extlst" xmlns:r="http://schemas.openxmlformats.org/officeDocument/2006/relationships" xmlns:wp14="http://schemas.microsoft.com/office/word/2010/wordprocessingDrawing" xmlns:wp="http://schemas.openxmlformats.org/drawingml/2006/wordprocessingDrawing" xmlns:wpg="http://schemas.microsoft.com/office/word/2010/wordprocessingGroup" xmlns:wpi="http://schemas.microsoft.com/office/word/2010/wordprocessingInk" xmlns:wps="http://schemas.microsoft.com/office/word/2010/wordprocessingShape" xmlns:o="urn:schemas-microsoft-com:office:office" xmlns:v="urn:schemas-microsoft-com:vml" xmlns:w10="urn:schemas-microsoft-com:office:word" xmlns:w="http://schemas.openxmlformats.org/wordprocessingml/2006/main" xmlns:w14="http://schemas.microsoft.com/office/word/2010/wordml" xmlns:w15="http://schemas.microsoft.com/office/word/2012/wordml" xmlns:w16cex="http://schemas.microsoft.com/office/word/2018/wordml/cex" xmlns:w16cid="http://schemas.microsoft.com/office/word/2016/wordml/cid" xmlns:w16="http://schemas.microsoft.com/office/word/2018/wordml" xmlns:w16sdtdh="http://schemas.microsoft.com/office/word/2020/wordml/sdtdatahash" xmlns:w16sdtfl="http://schemas.microsoft.com/office/word/2024/wordml/sdtformatlock" xmlns:w16se="http://schemas.microsoft.com/office/word/2015/wordml/symex" xmlns:w16du="http://schemas.microsoft.com/office/word/2023/wordml/word16du" xmlns:wne="http://schemas.microsoft.com/office/word/2006/wordml" mc:Ignorable="w14 w15 w16se w16cid w16 w16cex w16sdtdh w16sdtfl w16du wp14">
   <w:p>
     <w:pPr>
       <w:pStyle w:val="Header"/>
@@ -1684,7 +1623,7 @@
 </file>
 
 <file path=word/numbering.xml><?xml version="1.0" encoding="utf-8"?>
-<w:numbering xmlns:wpc="http://schemas.microsoft.com/office/word/2010/wordprocessingCanvas" xmlns:cx="http://schemas.microsoft.com/office/drawing/2014/chartex" xmlns:cx1="http://schemas.microsoft.com/office/drawing/2015/9/8/chartex" xmlns:cx2="http://schemas.microsoft.com/office/drawing/2015/10/21/chartex" xmlns:cx3="http://schemas.microsoft.com/office/drawing/2016/5/9/chartex" xmlns:cx4="http://schemas.microsoft.com/office/drawing/2016/5/10/chartex" xmlns:cx5="http://schemas.microsoft.com/office/drawing/2016/5/11/chartex" xmlns:cx6="http://schemas.microsoft.com/office/drawing/2016/5/12/chartex" xmlns:cx7="http://schemas.microsoft.com/office/drawing/2016/5/13/chartex" xmlns:cx8="http://schemas.microsoft.com/office/drawing/2016/5/14/chartex" xmlns:mc="http://schemas.openxmlformats.org/markup-compatibility/2006" xmlns:aink="http://schemas.microsoft.com/office/drawing/2016/ink" xmlns:am3d="http://schemas.microsoft.com/office/drawing/2017/model3d" xmlns:o="urn:schemas-microsoft-com:office:office" xmlns:oel="http://schemas.microsoft.com/office/2019/extlst" xmlns:r="http://schemas.openxmlformats.org/officeDocument/2006/relationships" xmlns:m="http://schemas.openxmlformats.org/officeDocument/2006/math" xmlns:v="urn:schemas-microsoft-com:vml" xmlns:wp14="http://schemas.microsoft.com/office/word/2010/wordprocessingDrawing" xmlns:wp="http://schemas.openxmlformats.org/drawingml/2006/wordprocessingDrawing" xmlns:w10="urn:schemas-microsoft-com:office:word" xmlns:w="http://schemas.openxmlformats.org/wordprocessingml/2006/main" xmlns:w14="http://schemas.microsoft.com/office/word/2010/wordml" xmlns:w15="http://schemas.microsoft.com/office/word/2012/wordml" xmlns:w16cex="http://schemas.microsoft.com/office/word/2018/wordml/cex" xmlns:w16cid="http://schemas.microsoft.com/office/word/2016/wordml/cid" xmlns:w16="http://schemas.microsoft.com/office/word/2018/wordml" xmlns:w16du="http://schemas.microsoft.com/office/word/2023/wordml/word16du" xmlns:w16sdtdh="http://schemas.microsoft.com/office/word/2020/wordml/sdtdatahash" xmlns:w16sdtfl="http://schemas.microsoft.com/office/word/2024/wordml/sdtformatlock" xmlns:w16se="http://schemas.microsoft.com/office/word/2015/wordml/symex" xmlns:wpg="http://schemas.microsoft.com/office/word/2010/wordprocessingGroup" xmlns:wpi="http://schemas.microsoft.com/office/word/2010/wordprocessingInk" xmlns:wne="http://schemas.microsoft.com/office/word/2006/wordml" xmlns:wps="http://schemas.microsoft.com/office/word/2010/wordprocessingShape" mc:Ignorable="w14 w15 w16se w16cid w16 w16cex w16sdtdh w16sdtfl w16du wp14">
+<w:numbering xmlns:wpc="http://schemas.microsoft.com/office/word/2010/wordprocessingCanvas" xmlns:cx="http://schemas.microsoft.com/office/drawing/2014/chartex" xmlns:cx1="http://schemas.microsoft.com/office/drawing/2015/9/8/chartex" xmlns:cx2="http://schemas.microsoft.com/office/drawing/2015/10/21/chartex" xmlns:cx3="http://schemas.microsoft.com/office/drawing/2016/5/9/chartex" xmlns:cx4="http://schemas.microsoft.com/office/drawing/2016/5/10/chartex" xmlns:cx5="http://schemas.microsoft.com/office/drawing/2016/5/11/chartex" xmlns:cx6="http://schemas.microsoft.com/office/drawing/2016/5/12/chartex" xmlns:cx7="http://schemas.microsoft.com/office/drawing/2016/5/13/chartex" xmlns:cx8="http://schemas.microsoft.com/office/drawing/2016/5/14/chartex" xmlns:mc="http://schemas.openxmlformats.org/markup-compatibility/2006" xmlns:m="http://schemas.openxmlformats.org/officeDocument/2006/math" xmlns:aink="http://schemas.microsoft.com/office/drawing/2016/ink" xmlns:am3d="http://schemas.microsoft.com/office/drawing/2017/model3d" xmlns:oel="http://schemas.microsoft.com/office/2019/extlst" xmlns:r="http://schemas.openxmlformats.org/officeDocument/2006/relationships" xmlns:wp14="http://schemas.microsoft.com/office/word/2010/wordprocessingDrawing" xmlns:wp="http://schemas.openxmlformats.org/drawingml/2006/wordprocessingDrawing" xmlns:wpg="http://schemas.microsoft.com/office/word/2010/wordprocessingGroup" xmlns:wpi="http://schemas.microsoft.com/office/word/2010/wordprocessingInk" xmlns:wps="http://schemas.microsoft.com/office/word/2010/wordprocessingShape" xmlns:o="urn:schemas-microsoft-com:office:office" xmlns:v="urn:schemas-microsoft-com:vml" xmlns:w10="urn:schemas-microsoft-com:office:word" xmlns:w="http://schemas.openxmlformats.org/wordprocessingml/2006/main" xmlns:w14="http://schemas.microsoft.com/office/word/2010/wordml" xmlns:w15="http://schemas.microsoft.com/office/word/2012/wordml" xmlns:w16cex="http://schemas.microsoft.com/office/word/2018/wordml/cex" xmlns:w16cid="http://schemas.microsoft.com/office/word/2016/wordml/cid" xmlns:w16="http://schemas.microsoft.com/office/word/2018/wordml" xmlns:w16sdtdh="http://schemas.microsoft.com/office/word/2020/wordml/sdtdatahash" xmlns:w16sdtfl="http://schemas.microsoft.com/office/word/2024/wordml/sdtformatlock" xmlns:w16se="http://schemas.microsoft.com/office/word/2015/wordml/symex" xmlns:w16du="http://schemas.microsoft.com/office/word/2023/wordml/word16du" xmlns:wne="http://schemas.microsoft.com/office/word/2006/wordml" mc:Ignorable="w14 w15 w16se w16cid w16 w16cex w16sdtdh w16sdtfl w16du wp14">
   <w:abstractNum w:abstractNumId="0" w15:restartNumberingAfterBreak="0">
     <w:nsid w:val="FFFFFF80"/>
     <w:multiLevelType w:val="singleLevel"/>
@@ -2054,7 +1993,7 @@
 </file>
 
 <file path=word/styles.xml><?xml version="1.0" encoding="utf-8"?>
-<w:styles xmlns:mc="http://schemas.openxmlformats.org/markup-compatibility/2006" xmlns:r="http://schemas.openxmlformats.org/officeDocument/2006/relationships" xmlns:w="http://schemas.openxmlformats.org/wordprocessingml/2006/main" xmlns:w14="http://schemas.microsoft.com/office/word/2010/wordml" xmlns:w15="http://schemas.microsoft.com/office/word/2012/wordml" xmlns:w16cex="http://schemas.microsoft.com/office/word/2018/wordml/cex" xmlns:w16cid="http://schemas.microsoft.com/office/word/2016/wordml/cid" xmlns:w16="http://schemas.microsoft.com/office/word/2018/wordml" xmlns:w16du="http://schemas.microsoft.com/office/word/2023/wordml/word16du" xmlns:w16sdtdh="http://schemas.microsoft.com/office/word/2020/wordml/sdtdatahash" xmlns:w16sdtfl="http://schemas.microsoft.com/office/word/2024/wordml/sdtformatlock" xmlns:w16se="http://schemas.microsoft.com/office/word/2015/wordml/symex" mc:Ignorable="w14 w15 w16se w16cid w16 w16cex w16sdtdh w16sdtfl w16du">
+<w:styles xmlns:mc="http://schemas.openxmlformats.org/markup-compatibility/2006" xmlns:r="http://schemas.openxmlformats.org/officeDocument/2006/relationships" xmlns:w="http://schemas.openxmlformats.org/wordprocessingml/2006/main" xmlns:w14="http://schemas.microsoft.com/office/word/2010/wordml" xmlns:w15="http://schemas.microsoft.com/office/word/2012/wordml" xmlns:w16cex="http://schemas.microsoft.com/office/word/2018/wordml/cex" xmlns:w16cid="http://schemas.microsoft.com/office/word/2016/wordml/cid" xmlns:w16="http://schemas.microsoft.com/office/word/2018/wordml" xmlns:w16sdtdh="http://schemas.microsoft.com/office/word/2020/wordml/sdtdatahash" xmlns:w16sdtfl="http://schemas.microsoft.com/office/word/2024/wordml/sdtformatlock" xmlns:w16se="http://schemas.microsoft.com/office/word/2015/wordml/symex" xmlns:w16du="http://schemas.microsoft.com/office/word/2023/wordml/word16du" mc:Ignorable="w14 w15 w16se w16cid w16 w16cex w16sdtdh w16sdtfl w16du">
   <w:docDefaults>
     <w:rPrDefault>
       <w:rPr>
@@ -3058,7 +2997,7 @@
 </file>
 
 <file path=word/glossary/document.xml><?xml version="1.0" encoding="utf-8"?>
-<w:glossaryDocument xmlns:wpc="http://schemas.microsoft.com/office/word/2010/wordprocessingCanvas" xmlns:cx="http://schemas.microsoft.com/office/drawing/2014/chartex" xmlns:cx1="http://schemas.microsoft.com/office/drawing/2015/9/8/chartex" xmlns:cx2="http://schemas.microsoft.com/office/drawing/2015/10/21/chartex" xmlns:cx3="http://schemas.microsoft.com/office/drawing/2016/5/9/chartex" xmlns:cx4="http://schemas.microsoft.com/office/drawing/2016/5/10/chartex" xmlns:cx5="http://schemas.microsoft.com/office/drawing/2016/5/11/chartex" xmlns:cx6="http://schemas.microsoft.com/office/drawing/2016/5/12/chartex" xmlns:cx7="http://schemas.microsoft.com/office/drawing/2016/5/13/chartex" xmlns:cx8="http://schemas.microsoft.com/office/drawing/2016/5/14/chartex" xmlns:mc="http://schemas.openxmlformats.org/markup-compatibility/2006" xmlns:aink="http://schemas.microsoft.com/office/drawing/2016/ink" xmlns:am3d="http://schemas.microsoft.com/office/drawing/2017/model3d" xmlns:o="urn:schemas-microsoft-com:office:office" xmlns:oel="http://schemas.microsoft.com/office/2019/extlst" xmlns:r="http://schemas.openxmlformats.org/officeDocument/2006/relationships" xmlns:m="http://schemas.openxmlformats.org/officeDocument/2006/math" xmlns:v="urn:schemas-microsoft-com:vml" xmlns:wp14="http://schemas.microsoft.com/office/word/2010/wordprocessingDrawing" xmlns:wp="http://schemas.openxmlformats.org/drawingml/2006/wordprocessingDrawing" xmlns:w10="urn:schemas-microsoft-com:office:word" xmlns:w="http://schemas.openxmlformats.org/wordprocessingml/2006/main" xmlns:w14="http://schemas.microsoft.com/office/word/2010/wordml" xmlns:w15="http://schemas.microsoft.com/office/word/2012/wordml" xmlns:w16cex="http://schemas.microsoft.com/office/word/2018/wordml/cex" xmlns:w16cid="http://schemas.microsoft.com/office/word/2016/wordml/cid" xmlns:w16="http://schemas.microsoft.com/office/word/2018/wordml" xmlns:w16du="http://schemas.microsoft.com/office/word/2023/wordml/word16du" xmlns:w16sdtdh="http://schemas.microsoft.com/office/word/2020/wordml/sdtdatahash" xmlns:w16sdtfl="http://schemas.microsoft.com/office/word/2024/wordml/sdtformatlock" xmlns:w16se="http://schemas.microsoft.com/office/word/2015/wordml/symex" xmlns:wpg="http://schemas.microsoft.com/office/word/2010/wordprocessingGroup" xmlns:wpi="http://schemas.microsoft.com/office/word/2010/wordprocessingInk" xmlns:wne="http://schemas.microsoft.com/office/word/2006/wordml" xmlns:wps="http://schemas.microsoft.com/office/word/2010/wordprocessingShape" mc:Ignorable="w14 w15 w16se w16cid w16 w16cex w16sdtdh w16sdtfl w16du wp14">
+<w:glossaryDocument xmlns:wpc="http://schemas.microsoft.com/office/word/2010/wordprocessingCanvas" xmlns:cx="http://schemas.microsoft.com/office/drawing/2014/chartex" xmlns:cx1="http://schemas.microsoft.com/office/drawing/2015/9/8/chartex" xmlns:cx2="http://schemas.microsoft.com/office/drawing/2015/10/21/chartex" xmlns:cx3="http://schemas.microsoft.com/office/drawing/2016/5/9/chartex" xmlns:cx4="http://schemas.microsoft.com/office/drawing/2016/5/10/chartex" xmlns:cx5="http://schemas.microsoft.com/office/drawing/2016/5/11/chartex" xmlns:cx6="http://schemas.microsoft.com/office/drawing/2016/5/12/chartex" xmlns:cx7="http://schemas.microsoft.com/office/drawing/2016/5/13/chartex" xmlns:cx8="http://schemas.microsoft.com/office/drawing/2016/5/14/chartex" xmlns:mc="http://schemas.openxmlformats.org/markup-compatibility/2006" xmlns:m="http://schemas.openxmlformats.org/officeDocument/2006/math" xmlns:aink="http://schemas.microsoft.com/office/drawing/2016/ink" xmlns:am3d="http://schemas.microsoft.com/office/drawing/2017/model3d" xmlns:oel="http://schemas.microsoft.com/office/2019/extlst" xmlns:r="http://schemas.openxmlformats.org/officeDocument/2006/relationships" xmlns:wp14="http://schemas.microsoft.com/office/word/2010/wordprocessingDrawing" xmlns:wp="http://schemas.openxmlformats.org/drawingml/2006/wordprocessingDrawing" xmlns:wpg="http://schemas.microsoft.com/office/word/2010/wordprocessingGroup" xmlns:wpi="http://schemas.microsoft.com/office/word/2010/wordprocessingInk" xmlns:wps="http://schemas.microsoft.com/office/word/2010/wordprocessingShape" xmlns:o="urn:schemas-microsoft-com:office:office" xmlns:v="urn:schemas-microsoft-com:vml" xmlns:w10="urn:schemas-microsoft-com:office:word" xmlns:w="http://schemas.openxmlformats.org/wordprocessingml/2006/main" xmlns:w14="http://schemas.microsoft.com/office/word/2010/wordml" xmlns:w15="http://schemas.microsoft.com/office/word/2012/wordml" xmlns:w16cex="http://schemas.microsoft.com/office/word/2018/wordml/cex" xmlns:w16cid="http://schemas.microsoft.com/office/word/2016/wordml/cid" xmlns:w16="http://schemas.microsoft.com/office/word/2018/wordml" xmlns:w16sdtdh="http://schemas.microsoft.com/office/word/2020/wordml/sdtdatahash" xmlns:w16sdtfl="http://schemas.microsoft.com/office/word/2024/wordml/sdtformatlock" xmlns:w16se="http://schemas.microsoft.com/office/word/2015/wordml/symex" xmlns:w16du="http://schemas.microsoft.com/office/word/2023/wordml/word16du" xmlns:wne="http://schemas.microsoft.com/office/word/2006/wordml" mc:Ignorable="w14 w15 w16se w16cid w16 w16cex w16sdtdh w16sdtfl w16du wp14">
   <w:docParts>
     <w:docPart>
       <w:docPartPr>
@@ -3164,116 +3103,12 @@
         </w:p>
       </w:docPartBody>
     </w:docPart>
-    <w:docPart>
-      <w:docPartPr>
-        <w:name w:val="7F7A91E7F85C40C1BC68EA3A493D1A89"/>
-        <w:category>
-          <w:name w:val="General"/>
-          <w:gallery w:val="placeholder"/>
-        </w:category>
-        <w:types>
-          <w:type w:val="bbPlcHdr"/>
-        </w:types>
-        <w:behaviors>
-          <w:behavior w:val="content"/>
-        </w:behaviors>
-        <w:guid w:val="{A43735EE-F49E-4595-AF1F-E30B7C1952D5}"/>
-      </w:docPartPr>
-      <w:docPartBody>
-        <w:p>
-          <w:r>
-            <w:t>Enthusiastic and creative graphic designer with a passion for translating ideas into visually compelling designs. With experience in both print and digital mediums, I thrive on bringing concepts to life through innovative and impactful designs.</w:t>
-          </w:r>
-        </w:p>
-      </w:docPartBody>
-    </w:docPart>
-    <w:docPart>
-      <w:docPartPr>
-        <w:name w:val="146EDA0B4F4C492FBF436B3ABEAE31E6"/>
-        <w:category>
-          <w:name w:val="General"/>
-          <w:gallery w:val="placeholder"/>
-        </w:category>
-        <w:types>
-          <w:type w:val="bbPlcHdr"/>
-        </w:types>
-        <w:behaviors>
-          <w:behavior w:val="content"/>
-        </w:behaviors>
-        <w:guid w:val="{A6232B6F-8160-4C5B-973F-389A803B4350}"/>
-      </w:docPartPr>
-      <w:docPartBody>
-        <w:p>
-          <w:r>
-            <w:t>Developed and evolved brand identities, crafted compelling collateral, oversaw end-to-end project lifecycles, consistently met tight deadlines, contributed to award-winning projects, and mentored junior designers.</w:t>
-          </w:r>
-        </w:p>
-      </w:docPartBody>
-    </w:docPart>
-    <w:docPart>
-      <w:docPartPr>
-        <w:name w:val="766AE9B9C6074F5DB15B82178F899F57"/>
-        <w:category>
-          <w:name w:val="General"/>
-          <w:gallery w:val="placeholder"/>
-        </w:category>
-        <w:types>
-          <w:type w:val="bbPlcHdr"/>
-        </w:types>
-        <w:behaviors>
-          <w:behavior w:val="content"/>
-        </w:behaviors>
-        <w:guid w:val="{129D413F-9A7C-4049-9567-18435E16A849}"/>
-      </w:docPartPr>
-      <w:docPartBody>
-        <w:p>
-          <w:pPr>
-            <w:pStyle w:val="766AE9B9C6074F5DB15B82178F899F573"/>
-          </w:pPr>
-          <w:r>
-            <w:rPr>
-              <w:szCs w:val="28"/>
-            </w:rPr>
-            <w:t>Creative problem solving</w:t>
-          </w:r>
-        </w:p>
-      </w:docPartBody>
-    </w:docPart>
-    <w:docPart>
-      <w:docPartPr>
-        <w:name w:val="82B5314321AC437E89EF8ADB791AC898"/>
-        <w:category>
-          <w:name w:val="General"/>
-          <w:gallery w:val="placeholder"/>
-        </w:category>
-        <w:types>
-          <w:type w:val="bbPlcHdr"/>
-        </w:types>
-        <w:behaviors>
-          <w:behavior w:val="content"/>
-        </w:behaviors>
-        <w:guid w:val="{E35D3D8D-2FB0-4C5E-B98A-45FA8DF8A2C1}"/>
-      </w:docPartPr>
-      <w:docPartBody>
-        <w:p>
-          <w:pPr>
-            <w:pStyle w:val="82B5314321AC437E89EF8ADB791AC8983"/>
-          </w:pPr>
-          <w:r>
-            <w:rPr>
-              <w:szCs w:val="28"/>
-            </w:rPr>
-            <w:t>Communication skills</w:t>
-          </w:r>
-        </w:p>
-      </w:docPartBody>
-    </w:docPart>
   </w:docParts>
 </w:glossaryDocument>
 </file>
 
 <file path=word/glossary/fontTable.xml><?xml version="1.0" encoding="utf-8"?>
-<w:fonts xmlns:mc="http://schemas.openxmlformats.org/markup-compatibility/2006" xmlns:r="http://schemas.openxmlformats.org/officeDocument/2006/relationships" xmlns:w="http://schemas.openxmlformats.org/wordprocessingml/2006/main" xmlns:w14="http://schemas.microsoft.com/office/word/2010/wordml" xmlns:w15="http://schemas.microsoft.com/office/word/2012/wordml" xmlns:w16cex="http://schemas.microsoft.com/office/word/2018/wordml/cex" xmlns:w16cid="http://schemas.microsoft.com/office/word/2016/wordml/cid" xmlns:w16="http://schemas.microsoft.com/office/word/2018/wordml" xmlns:w16du="http://schemas.microsoft.com/office/word/2023/wordml/word16du" xmlns:w16sdtdh="http://schemas.microsoft.com/office/word/2020/wordml/sdtdatahash" xmlns:w16sdtfl="http://schemas.microsoft.com/office/word/2024/wordml/sdtformatlock" xmlns:w16se="http://schemas.microsoft.com/office/word/2015/wordml/symex" mc:Ignorable="w14 w15 w16se w16cid w16 w16cex w16sdtdh w16sdtfl w16du">
+<w:fonts xmlns:mc="http://schemas.openxmlformats.org/markup-compatibility/2006" xmlns:r="http://schemas.openxmlformats.org/officeDocument/2006/relationships" xmlns:w="http://schemas.openxmlformats.org/wordprocessingml/2006/main" xmlns:w14="http://schemas.microsoft.com/office/word/2010/wordml" xmlns:w15="http://schemas.microsoft.com/office/word/2012/wordml" xmlns:w16cex="http://schemas.microsoft.com/office/word/2018/wordml/cex" xmlns:w16cid="http://schemas.microsoft.com/office/word/2016/wordml/cid" xmlns:w16="http://schemas.microsoft.com/office/word/2018/wordml" xmlns:w16sdtdh="http://schemas.microsoft.com/office/word/2020/wordml/sdtdatahash" xmlns:w16sdtfl="http://schemas.microsoft.com/office/word/2024/wordml/sdtformatlock" xmlns:w16se="http://schemas.microsoft.com/office/word/2015/wordml/symex" xmlns:w16du="http://schemas.microsoft.com/office/word/2023/wordml/word16du" mc:Ignorable="w14 w15 w16se w16cid w16 w16cex w16sdtdh w16sdtfl w16du">
   <w:font w:name="Symbol">
     <w:panose1 w:val="05050102010706020507"/>
     <w:charset w:val="02"/>
@@ -3350,8 +3185,9 @@
     <w:altName w:val="맑은 고딕"/>
     <w:panose1 w:val="020B0503020000020004"/>
     <w:charset w:val="81"/>
-    <w:family w:val="roman"/>
-    <w:pitch w:val="default"/>
+    <w:family w:val="swiss"/>
+    <w:pitch w:val="variable"/>
+    <w:sig w:usb0="9000002F" w:usb1="29D77CFB" w:usb2="00000012" w:usb3="00000000" w:csb0="00080001" w:csb1="00000000"/>
   </w:font>
   <w:font w:name="Aptos Display">
     <w:panose1 w:val="020B0004020202020204"/>
@@ -3364,7 +3200,7 @@
 </file>
 
 <file path=word/glossary/numbering.xml><?xml version="1.0" encoding="utf-8"?>
-<w:numbering xmlns:wpc="http://schemas.microsoft.com/office/word/2010/wordprocessingCanvas" xmlns:cx="http://schemas.microsoft.com/office/drawing/2014/chartex" xmlns:cx1="http://schemas.microsoft.com/office/drawing/2015/9/8/chartex" xmlns:cx2="http://schemas.microsoft.com/office/drawing/2015/10/21/chartex" xmlns:cx3="http://schemas.microsoft.com/office/drawing/2016/5/9/chartex" xmlns:cx4="http://schemas.microsoft.com/office/drawing/2016/5/10/chartex" xmlns:cx5="http://schemas.microsoft.com/office/drawing/2016/5/11/chartex" xmlns:cx6="http://schemas.microsoft.com/office/drawing/2016/5/12/chartex" xmlns:cx7="http://schemas.microsoft.com/office/drawing/2016/5/13/chartex" xmlns:cx8="http://schemas.microsoft.com/office/drawing/2016/5/14/chartex" xmlns:mc="http://schemas.openxmlformats.org/markup-compatibility/2006" xmlns:aink="http://schemas.microsoft.com/office/drawing/2016/ink" xmlns:am3d="http://schemas.microsoft.com/office/drawing/2017/model3d" xmlns:o="urn:schemas-microsoft-com:office:office" xmlns:oel="http://schemas.microsoft.com/office/2019/extlst" xmlns:r="http://schemas.openxmlformats.org/officeDocument/2006/relationships" xmlns:m="http://schemas.openxmlformats.org/officeDocument/2006/math" xmlns:v="urn:schemas-microsoft-com:vml" xmlns:wp14="http://schemas.microsoft.com/office/word/2010/wordprocessingDrawing" xmlns:wp="http://schemas.openxmlformats.org/drawingml/2006/wordprocessingDrawing" xmlns:w10="urn:schemas-microsoft-com:office:word" xmlns:w="http://schemas.openxmlformats.org/wordprocessingml/2006/main" xmlns:w14="http://schemas.microsoft.com/office/word/2010/wordml" xmlns:w15="http://schemas.microsoft.com/office/word/2012/wordml" xmlns:w16cex="http://schemas.microsoft.com/office/word/2018/wordml/cex" xmlns:w16cid="http://schemas.microsoft.com/office/word/2016/wordml/cid" xmlns:w16="http://schemas.microsoft.com/office/word/2018/wordml" xmlns:w16du="http://schemas.microsoft.com/office/word/2023/wordml/word16du" xmlns:w16sdtdh="http://schemas.microsoft.com/office/word/2020/wordml/sdtdatahash" xmlns:w16sdtfl="http://schemas.microsoft.com/office/word/2024/wordml/sdtformatlock" xmlns:w16se="http://schemas.microsoft.com/office/word/2015/wordml/symex" xmlns:wpg="http://schemas.microsoft.com/office/word/2010/wordprocessingGroup" xmlns:wpi="http://schemas.microsoft.com/office/word/2010/wordprocessingInk" xmlns:wne="http://schemas.microsoft.com/office/word/2006/wordml" xmlns:wps="http://schemas.microsoft.com/office/word/2010/wordprocessingShape" mc:Ignorable="w14 w15 w16se w16cid w16 w16cex w16sdtdh w16sdtfl w16du wp14">
+<w:numbering xmlns:wpc="http://schemas.microsoft.com/office/word/2010/wordprocessingCanvas" xmlns:cx="http://schemas.microsoft.com/office/drawing/2014/chartex" xmlns:cx1="http://schemas.microsoft.com/office/drawing/2015/9/8/chartex" xmlns:cx2="http://schemas.microsoft.com/office/drawing/2015/10/21/chartex" xmlns:cx3="http://schemas.microsoft.com/office/drawing/2016/5/9/chartex" xmlns:cx4="http://schemas.microsoft.com/office/drawing/2016/5/10/chartex" xmlns:cx5="http://schemas.microsoft.com/office/drawing/2016/5/11/chartex" xmlns:cx6="http://schemas.microsoft.com/office/drawing/2016/5/12/chartex" xmlns:cx7="http://schemas.microsoft.com/office/drawing/2016/5/13/chartex" xmlns:cx8="http://schemas.microsoft.com/office/drawing/2016/5/14/chartex" xmlns:mc="http://schemas.openxmlformats.org/markup-compatibility/2006" xmlns:m="http://schemas.openxmlformats.org/officeDocument/2006/math" xmlns:aink="http://schemas.microsoft.com/office/drawing/2016/ink" xmlns:am3d="http://schemas.microsoft.com/office/drawing/2017/model3d" xmlns:oel="http://schemas.microsoft.com/office/2019/extlst" xmlns:r="http://schemas.openxmlformats.org/officeDocument/2006/relationships" xmlns:wp14="http://schemas.microsoft.com/office/word/2010/wordprocessingDrawing" xmlns:wp="http://schemas.openxmlformats.org/drawingml/2006/wordprocessingDrawing" xmlns:wpg="http://schemas.microsoft.com/office/word/2010/wordprocessingGroup" xmlns:wpi="http://schemas.microsoft.com/office/word/2010/wordprocessingInk" xmlns:wps="http://schemas.microsoft.com/office/word/2010/wordprocessingShape" xmlns:o="urn:schemas-microsoft-com:office:office" xmlns:v="urn:schemas-microsoft-com:vml" xmlns:w10="urn:schemas-microsoft-com:office:word" xmlns:w="http://schemas.openxmlformats.org/wordprocessingml/2006/main" xmlns:w14="http://schemas.microsoft.com/office/word/2010/wordml" xmlns:w15="http://schemas.microsoft.com/office/word/2012/wordml" xmlns:w16cex="http://schemas.microsoft.com/office/word/2018/wordml/cex" xmlns:w16cid="http://schemas.microsoft.com/office/word/2016/wordml/cid" xmlns:w16="http://schemas.microsoft.com/office/word/2018/wordml" xmlns:w16sdtdh="http://schemas.microsoft.com/office/word/2020/wordml/sdtdatahash" xmlns:w16sdtfl="http://schemas.microsoft.com/office/word/2024/wordml/sdtformatlock" xmlns:w16se="http://schemas.microsoft.com/office/word/2015/wordml/symex" xmlns:w16du="http://schemas.microsoft.com/office/word/2023/wordml/word16du" xmlns:wne="http://schemas.microsoft.com/office/word/2006/wordml" mc:Ignorable="w14 w15 w16se w16cid w16 w16cex w16sdtdh w16sdtfl w16du wp14">
   <w:abstractNum w:abstractNumId="0" w15:restartNumberingAfterBreak="0">
     <w:nsid w:val="2F453464"/>
     <w:multiLevelType w:val="multilevel"/>
@@ -3849,7 +3685,7 @@
 </file>
 
 <file path=word/glossary/settings.xml><?xml version="1.0" encoding="utf-8"?>
-<w:settings xmlns:mc="http://schemas.openxmlformats.org/markup-compatibility/2006" xmlns:o="urn:schemas-microsoft-com:office:office" xmlns:r="http://schemas.openxmlformats.org/officeDocument/2006/relationships" xmlns:m="http://schemas.openxmlformats.org/officeDocument/2006/math" xmlns:v="urn:schemas-microsoft-com:vml" xmlns:w10="urn:schemas-microsoft-com:office:word" xmlns:w="http://schemas.openxmlformats.org/wordprocessingml/2006/main" xmlns:w14="http://schemas.microsoft.com/office/word/2010/wordml" xmlns:w15="http://schemas.microsoft.com/office/word/2012/wordml" xmlns:w16cex="http://schemas.microsoft.com/office/word/2018/wordml/cex" xmlns:w16cid="http://schemas.microsoft.com/office/word/2016/wordml/cid" xmlns:w16="http://schemas.microsoft.com/office/word/2018/wordml" xmlns:w16du="http://schemas.microsoft.com/office/word/2023/wordml/word16du" xmlns:w16sdtdh="http://schemas.microsoft.com/office/word/2020/wordml/sdtdatahash" xmlns:w16sdtfl="http://schemas.microsoft.com/office/word/2024/wordml/sdtformatlock" xmlns:w16se="http://schemas.microsoft.com/office/word/2015/wordml/symex" xmlns:sl="http://schemas.openxmlformats.org/schemaLibrary/2006/main" mc:Ignorable="w14 w15 w16se w16cid w16 w16cex w16sdtdh w16sdtfl w16du">
+<w:settings xmlns:mc="http://schemas.openxmlformats.org/markup-compatibility/2006" xmlns:m="http://schemas.openxmlformats.org/officeDocument/2006/math" xmlns:r="http://schemas.openxmlformats.org/officeDocument/2006/relationships" xmlns:sl="http://schemas.openxmlformats.org/schemaLibrary/2006/main" xmlns:o="urn:schemas-microsoft-com:office:office" xmlns:v="urn:schemas-microsoft-com:vml" xmlns:w10="urn:schemas-microsoft-com:office:word" xmlns:w="http://schemas.openxmlformats.org/wordprocessingml/2006/main" xmlns:w14="http://schemas.microsoft.com/office/word/2010/wordml" xmlns:w15="http://schemas.microsoft.com/office/word/2012/wordml" xmlns:w16cex="http://schemas.microsoft.com/office/word/2018/wordml/cex" xmlns:w16cid="http://schemas.microsoft.com/office/word/2016/wordml/cid" xmlns:w16="http://schemas.microsoft.com/office/word/2018/wordml" xmlns:w16sdtdh="http://schemas.microsoft.com/office/word/2020/wordml/sdtdatahash" xmlns:w16sdtfl="http://schemas.microsoft.com/office/word/2024/wordml/sdtformatlock" xmlns:w16se="http://schemas.microsoft.com/office/word/2015/wordml/symex" xmlns:w16du="http://schemas.microsoft.com/office/word/2023/wordml/word16du" mc:Ignorable="w14 w15 w16se w16cid w16 w16cex w16sdtdh w16sdtfl w16du">
   <w:view w:val="normal"/>
   <w:revisionView w:formatting="0"/>
   <w:defaultTabStop w:val="720"/>
@@ -3866,6 +3702,7 @@
   <w:rsids>
     <w:rsidRoot w:val="00A76817"/>
     <w:rsid w:val="000E428B"/>
+    <w:rsid w:val="00115C21"/>
     <w:rsid w:val="00127766"/>
     <w:rsid w:val="00195A6E"/>
     <w:rsid w:val="001D362F"/>
@@ -3888,6 +3725,7 @@
     <w:rsid w:val="00C5139C"/>
     <w:rsid w:val="00C852CD"/>
     <w:rsid w:val="00C944DD"/>
+    <w:rsid w:val="00CD6FFB"/>
     <w:rsid w:val="00CE0AB1"/>
     <w:rsid w:val="00CF07D0"/>
     <w:rsid w:val="00DF4FE9"/>
@@ -3919,7 +3757,7 @@
 </file>
 
 <file path=word/glossary/styles.xml><?xml version="1.0" encoding="utf-8"?>
-<w:styles xmlns:mc="http://schemas.openxmlformats.org/markup-compatibility/2006" xmlns:r="http://schemas.openxmlformats.org/officeDocument/2006/relationships" xmlns:w="http://schemas.openxmlformats.org/wordprocessingml/2006/main" xmlns:w14="http://schemas.microsoft.com/office/word/2010/wordml" xmlns:w15="http://schemas.microsoft.com/office/word/2012/wordml" xmlns:w16cex="http://schemas.microsoft.com/office/word/2018/wordml/cex" xmlns:w16cid="http://schemas.microsoft.com/office/word/2016/wordml/cid" xmlns:w16="http://schemas.microsoft.com/office/word/2018/wordml" xmlns:w16du="http://schemas.microsoft.com/office/word/2023/wordml/word16du" xmlns:w16sdtdh="http://schemas.microsoft.com/office/word/2020/wordml/sdtdatahash" xmlns:w16sdtfl="http://schemas.microsoft.com/office/word/2024/wordml/sdtformatlock" xmlns:w16se="http://schemas.microsoft.com/office/word/2015/wordml/symex" mc:Ignorable="w14 w15 w16se w16cid w16 w16cex w16sdtdh w16sdtfl w16du">
+<w:styles xmlns:mc="http://schemas.openxmlformats.org/markup-compatibility/2006" xmlns:r="http://schemas.openxmlformats.org/officeDocument/2006/relationships" xmlns:w="http://schemas.openxmlformats.org/wordprocessingml/2006/main" xmlns:w14="http://schemas.microsoft.com/office/word/2010/wordml" xmlns:w15="http://schemas.microsoft.com/office/word/2012/wordml" xmlns:w16cex="http://schemas.microsoft.com/office/word/2018/wordml/cex" xmlns:w16cid="http://schemas.microsoft.com/office/word/2016/wordml/cid" xmlns:w16="http://schemas.microsoft.com/office/word/2018/wordml" xmlns:w16sdtdh="http://schemas.microsoft.com/office/word/2020/wordml/sdtdatahash" xmlns:w16sdtfl="http://schemas.microsoft.com/office/word/2024/wordml/sdtformatlock" xmlns:w16se="http://schemas.microsoft.com/office/word/2015/wordml/symex" xmlns:w16du="http://schemas.microsoft.com/office/word/2023/wordml/word16du" mc:Ignorable="w14 w15 w16se w16cid w16 w16cex w16sdtdh w16sdtfl w16du">
   <w:docDefaults>
     <w:rPrDefault>
       <w:rPr>
@@ -4653,7 +4491,7 @@
 </file>
 
 <file path=word/glossary/webSettings.xml><?xml version="1.0" encoding="utf-8"?>
-<w:webSettings xmlns:mc="http://schemas.openxmlformats.org/markup-compatibility/2006" xmlns:r="http://schemas.openxmlformats.org/officeDocument/2006/relationships" xmlns:w="http://schemas.openxmlformats.org/wordprocessingml/2006/main" xmlns:w14="http://schemas.microsoft.com/office/word/2010/wordml" xmlns:w15="http://schemas.microsoft.com/office/word/2012/wordml" xmlns:w16cex="http://schemas.microsoft.com/office/word/2018/wordml/cex" xmlns:w16cid="http://schemas.microsoft.com/office/word/2016/wordml/cid" xmlns:w16="http://schemas.microsoft.com/office/word/2018/wordml" xmlns:w16du="http://schemas.microsoft.com/office/word/2023/wordml/word16du" xmlns:w16sdtdh="http://schemas.microsoft.com/office/word/2020/wordml/sdtdatahash" xmlns:w16sdtfl="http://schemas.microsoft.com/office/word/2024/wordml/sdtformatlock" xmlns:w16se="http://schemas.microsoft.com/office/word/2015/wordml/symex" mc:Ignorable="w14 w15 w16se w16cid w16 w16cex w16sdtdh w16sdtfl w16du">
+<w:webSettings xmlns:mc="http://schemas.openxmlformats.org/markup-compatibility/2006" xmlns:r="http://schemas.openxmlformats.org/officeDocument/2006/relationships" xmlns:w="http://schemas.openxmlformats.org/wordprocessingml/2006/main" xmlns:w14="http://schemas.microsoft.com/office/word/2010/wordml" xmlns:w15="http://schemas.microsoft.com/office/word/2012/wordml" xmlns:w16cex="http://schemas.microsoft.com/office/word/2018/wordml/cex" xmlns:w16cid="http://schemas.microsoft.com/office/word/2016/wordml/cid" xmlns:w16="http://schemas.microsoft.com/office/word/2018/wordml" xmlns:w16sdtdh="http://schemas.microsoft.com/office/word/2020/wordml/sdtdatahash" xmlns:w16sdtfl="http://schemas.microsoft.com/office/word/2024/wordml/sdtformatlock" xmlns:w16se="http://schemas.microsoft.com/office/word/2015/wordml/symex" xmlns:w16du="http://schemas.microsoft.com/office/word/2023/wordml/word16du" mc:Ignorable="w14 w15 w16se w16cid w16 w16cex w16sdtdh w16sdtfl w16du">
   <w:optimizeForBrowser/>
   <w:allowPNG/>
 </w:webSettings>
@@ -4861,6 +4699,26 @@
 </file>
 
 <file path=customXml/item1.xml><?xml version="1.0" encoding="utf-8"?>
+<p:properties xmlns:p="http://schemas.microsoft.com/office/2006/metadata/properties" xmlns:xsi="http://www.w3.org/2001/XMLSchema-instance" xmlns:pc="http://schemas.microsoft.com/office/infopath/2007/PartnerControls">
+  <documentManagement>
+    <_ip_UnifiedCompliancePolicyUIAction xmlns="http://schemas.microsoft.com/sharepoint/v3" xsi:nil="true"/>
+    <Image xmlns="71af3243-3dd4-4a8d-8c0d-dd76da1f02a5">
+      <Url xsi:nil="true"/>
+      <Description xsi:nil="true"/>
+    </Image>
+    <Status xmlns="71af3243-3dd4-4a8d-8c0d-dd76da1f02a5">Not started</Status>
+    <Background xmlns="71af3243-3dd4-4a8d-8c0d-dd76da1f02a5">false</Background>
+    <_ip_UnifiedCompliancePolicyProperties xmlns="http://schemas.microsoft.com/sharepoint/v3" xsi:nil="true"/>
+    <ImageTagsTaxHTField xmlns="71af3243-3dd4-4a8d-8c0d-dd76da1f02a5">
+      <Terms xmlns="http://schemas.microsoft.com/office/infopath/2007/PartnerControls"/>
+    </ImageTagsTaxHTField>
+    <TaxCatchAll xmlns="230e9df3-be65-4c73-a93b-d1236ebd677e" xsi:nil="true"/>
+    <MediaServiceKeyPoints xmlns="71af3243-3dd4-4a8d-8c0d-dd76da1f02a5" xsi:nil="true"/>
+  </documentManagement>
+</p:properties>
+</file>
+
+<file path=customXml/item2.xml><?xml version="1.0" encoding="utf-8"?>
 <ct:contentTypeSchema xmlns:ct="http://schemas.microsoft.com/office/2006/metadata/contentType" xmlns:ma="http://schemas.microsoft.com/office/2006/metadata/properties/metaAttributes" ct:_="" ma:_="" ma:contentTypeName="Document" ma:contentTypeID="0x01010079F111ED35F8CC479449609E8A0923A6" ma:contentTypeVersion="28" ma:contentTypeDescription="Create a new document." ma:contentTypeScope="" ma:versionID="60f5a4f2d2b0abadcf532d48ebf9cb71">
   <xsd:schema xmlns:xsd="http://www.w3.org/2001/XMLSchema" xmlns:xs="http://www.w3.org/2001/XMLSchema" xmlns:p="http://schemas.microsoft.com/office/2006/metadata/properties" xmlns:ns1="http://schemas.microsoft.com/sharepoint/v3" xmlns:ns2="71af3243-3dd4-4a8d-8c0d-dd76da1f02a5" xmlns:ns3="16c05727-aa75-4e4a-9b5f-8a80a1165891" xmlns:ns4="230e9df3-be65-4c73-a93b-d1236ebd677e" targetNamespace="http://schemas.microsoft.com/office/2006/metadata/properties" ma:root="true" ma:fieldsID="7dd78129e6a1811f84807ad11c651531" ns1:_="" ns2:_="" ns3:_="" ns4:_="">
     <xsd:import namespace="http://schemas.microsoft.com/sharepoint/v3"/>
@@ -5172,31 +5030,7 @@
 </ct:contentTypeSchema>
 </file>
 
-<file path=customXml/item2.xml><?xml version="1.0" encoding="utf-8"?>
-<p:properties xmlns:p="http://schemas.microsoft.com/office/2006/metadata/properties" xmlns:xsi="http://www.w3.org/2001/XMLSchema-instance" xmlns:pc="http://schemas.microsoft.com/office/infopath/2007/PartnerControls">
-  <documentManagement>
-    <_ip_UnifiedCompliancePolicyUIAction xmlns="http://schemas.microsoft.com/sharepoint/v3" xsi:nil="true"/>
-    <Image xmlns="71af3243-3dd4-4a8d-8c0d-dd76da1f02a5">
-      <Url xsi:nil="true"/>
-      <Description xsi:nil="true"/>
-    </Image>
-    <Status xmlns="71af3243-3dd4-4a8d-8c0d-dd76da1f02a5">Not started</Status>
-    <Background xmlns="71af3243-3dd4-4a8d-8c0d-dd76da1f02a5">false</Background>
-    <_ip_UnifiedCompliancePolicyProperties xmlns="http://schemas.microsoft.com/sharepoint/v3" xsi:nil="true"/>
-    <ImageTagsTaxHTField xmlns="71af3243-3dd4-4a8d-8c0d-dd76da1f02a5">
-      <Terms xmlns="http://schemas.microsoft.com/office/infopath/2007/PartnerControls"/>
-    </ImageTagsTaxHTField>
-    <TaxCatchAll xmlns="230e9df3-be65-4c73-a93b-d1236ebd677e" xsi:nil="true"/>
-    <MediaServiceKeyPoints xmlns="71af3243-3dd4-4a8d-8c0d-dd76da1f02a5" xsi:nil="true"/>
-  </documentManagement>
-</p:properties>
-</file>
-
 <file path=customXml/item3.xml><?xml version="1.0" encoding="utf-8"?>
-<b:Sources xmlns:b="http://schemas.openxmlformats.org/officeDocument/2006/bibliography" xmlns="http://schemas.openxmlformats.org/officeDocument/2006/bibliography" SelectedStyle="/APASixthEditionOfficeOnline.xsl" StyleName="APA" Version="6"/>
-</file>
-
-<file path=customXml/item4.xml><?xml version="1.0" encoding="utf-8"?>
 <?mso-contentType ?>
 <FormTemplates xmlns="http://schemas.microsoft.com/sharepoint/v3/contenttype/forms">
   <Display>DocumentLibraryForm</Display>
@@ -5205,7 +5039,23 @@
 </FormTemplates>
 </file>
 
+<file path=customXml/item4.xml><?xml version="1.0" encoding="utf-8"?>
+<b:Sources xmlns:b="http://schemas.openxmlformats.org/officeDocument/2006/bibliography" xmlns="http://schemas.openxmlformats.org/officeDocument/2006/bibliography" SelectedStyle="/APASixthEditionOfficeOnline.xsl" StyleName="APA" Version="6"/>
+</file>
+
 <file path=customXml/itemProps1.xml><?xml version="1.0" encoding="utf-8"?>
+<ds:datastoreItem xmlns:ds="http://schemas.openxmlformats.org/officeDocument/2006/customXml" ds:itemID="{A52C9B95-23A4-4407-B754-EE703FEF6257}">
+  <ds:schemaRefs>
+    <ds:schemaRef ds:uri="http://schemas.microsoft.com/office/2006/metadata/properties"/>
+    <ds:schemaRef ds:uri="http://schemas.microsoft.com/office/infopath/2007/PartnerControls"/>
+    <ds:schemaRef ds:uri="http://schemas.microsoft.com/sharepoint/v3"/>
+    <ds:schemaRef ds:uri="71af3243-3dd4-4a8d-8c0d-dd76da1f02a5"/>
+    <ds:schemaRef ds:uri="230e9df3-be65-4c73-a93b-d1236ebd677e"/>
+  </ds:schemaRefs>
+</ds:datastoreItem>
+</file>
+
+<file path=customXml/itemProps2.xml><?xml version="1.0" encoding="utf-8"?>
 <ds:datastoreItem xmlns:ds="http://schemas.openxmlformats.org/officeDocument/2006/customXml" ds:itemID="{724D3FBC-5C5B-4ECC-A8E7-1F8E4AE75F11}">
   <ds:schemaRefs>
     <ds:schemaRef ds:uri="http://schemas.microsoft.com/office/2006/metadata/contentType"/>
@@ -5226,19 +5076,15 @@
 </ds:datastoreItem>
 </file>
 
-<file path=customXml/itemProps2.xml><?xml version="1.0" encoding="utf-8"?>
-<ds:datastoreItem xmlns:ds="http://schemas.openxmlformats.org/officeDocument/2006/customXml" ds:itemID="{A52C9B95-23A4-4407-B754-EE703FEF6257}">
+<file path=customXml/itemProps3.xml><?xml version="1.0" encoding="utf-8"?>
+<ds:datastoreItem xmlns:ds="http://schemas.openxmlformats.org/officeDocument/2006/customXml" ds:itemID="{C1B41FED-383C-4E81-A1BE-0F43D47BBA7D}">
   <ds:schemaRefs>
-    <ds:schemaRef ds:uri="http://schemas.microsoft.com/office/2006/metadata/properties"/>
-    <ds:schemaRef ds:uri="http://schemas.microsoft.com/office/infopath/2007/PartnerControls"/>
-    <ds:schemaRef ds:uri="http://schemas.microsoft.com/sharepoint/v3"/>
-    <ds:schemaRef ds:uri="71af3243-3dd4-4a8d-8c0d-dd76da1f02a5"/>
-    <ds:schemaRef ds:uri="230e9df3-be65-4c73-a93b-d1236ebd677e"/>
+    <ds:schemaRef ds:uri="http://schemas.microsoft.com/sharepoint/v3/contenttype/forms"/>
   </ds:schemaRefs>
 </ds:datastoreItem>
 </file>
 
-<file path=customXml/itemProps3.xml><?xml version="1.0" encoding="utf-8"?>
+<file path=customXml/itemProps4.xml><?xml version="1.0" encoding="utf-8"?>
 <ds:datastoreItem xmlns:ds="http://schemas.openxmlformats.org/officeDocument/2006/customXml" ds:itemID="{80C2CD13-EBD4-6E41-8AB4-AC87A90F8986}">
   <ds:schemaRefs>
     <ds:schemaRef ds:uri="http://schemas.openxmlformats.org/officeDocument/2006/bibliography"/>
@@ -5246,14 +5092,6 @@
 </ds:datastoreItem>
 </file>
 
-<file path=customXml/itemProps4.xml><?xml version="1.0" encoding="utf-8"?>
-<ds:datastoreItem xmlns:ds="http://schemas.openxmlformats.org/officeDocument/2006/customXml" ds:itemID="{C1B41FED-383C-4E81-A1BE-0F43D47BBA7D}">
-  <ds:schemaRefs>
-    <ds:schemaRef ds:uri="http://schemas.microsoft.com/sharepoint/v3/contenttype/forms"/>
-  </ds:schemaRefs>
-</ds:datastoreItem>
-</file>
-
 <file path=docMetadata/LabelInfo.xml><?xml version="1.0" encoding="utf-8"?>
 <clbl:labelList xmlns:clbl="http://schemas.microsoft.com/office/2020/mipLabelMetadata"/>
 </file>